--- a/docs/fase2_media_larga_estancia.docx
+++ b/docs/fase2_media_larga_estancia.docx
@@ -795,15 +795,15 @@
         </w:tblCellMar>
       </w:tblPr>
       <w:tblGrid>
-        <w:gridCol w:w="2799"/>
+        <w:gridCol w:w="2798"/>
         <w:gridCol w:w="3800"/>
-        <w:gridCol w:w="2427"/>
+        <w:gridCol w:w="2428"/>
       </w:tblGrid>
       <w:tr>
         <w:trPr/>
         <w:tc>
           <w:tcPr>
-            <w:tcW w:w="2799" w:type="dxa"/>
+            <w:tcW w:w="2798" w:type="dxa"/>
             <w:tcBorders>
               <w:top w:val="single" w:sz="2" w:space="0" w:color="2E6DA4"/>
               <w:left w:val="single" w:sz="2" w:space="0" w:color="2E6DA4"/>
@@ -863,7 +863,7 @@
         </w:tc>
         <w:tc>
           <w:tcPr>
-            <w:tcW w:w="2427" w:type="dxa"/>
+            <w:tcW w:w="2428" w:type="dxa"/>
             <w:tcBorders>
               <w:top w:val="single" w:sz="2" w:space="0" w:color="2E6DA4"/>
               <w:left w:val="single" w:sz="2" w:space="0" w:color="2E6DA4"/>
@@ -896,7 +896,7 @@
         <w:trPr/>
         <w:tc>
           <w:tcPr>
-            <w:tcW w:w="2799" w:type="dxa"/>
+            <w:tcW w:w="2798" w:type="dxa"/>
             <w:tcBorders>
               <w:top w:val="single" w:sz="2" w:space="0" w:color="CCCCCC"/>
               <w:left w:val="single" w:sz="2" w:space="0" w:color="CCCCCC"/>
@@ -960,7 +960,7 @@
         </w:tc>
         <w:tc>
           <w:tcPr>
-            <w:tcW w:w="2427" w:type="dxa"/>
+            <w:tcW w:w="2428" w:type="dxa"/>
             <w:tcBorders>
               <w:top w:val="single" w:sz="2" w:space="0" w:color="CCCCCC"/>
               <w:left w:val="single" w:sz="2" w:space="0" w:color="CCCCCC"/>
@@ -995,7 +995,7 @@
         <w:trPr/>
         <w:tc>
           <w:tcPr>
-            <w:tcW w:w="2799" w:type="dxa"/>
+            <w:tcW w:w="2798" w:type="dxa"/>
             <w:tcBorders>
               <w:top w:val="single" w:sz="2" w:space="0" w:color="CCCCCC"/>
               <w:left w:val="single" w:sz="2" w:space="0" w:color="CCCCCC"/>
@@ -1059,7 +1059,7 @@
         </w:tc>
         <w:tc>
           <w:tcPr>
-            <w:tcW w:w="2427" w:type="dxa"/>
+            <w:tcW w:w="2428" w:type="dxa"/>
             <w:tcBorders>
               <w:top w:val="single" w:sz="2" w:space="0" w:color="CCCCCC"/>
               <w:left w:val="single" w:sz="2" w:space="0" w:color="CCCCCC"/>
@@ -1085,16 +1085,7 @@
                 <w:sz w:val="20"/>
                 <w:szCs w:val="20"/>
               </w:rPr>
-              <w:t>9</w:t>
-            </w:r>
-            <w:r>
-              <w:rPr>
-                <w:rFonts w:eastAsia="Arial" w:cs="Arial"/>
-                <w:color w:val="333333"/>
-                <w:sz w:val="20"/>
-                <w:szCs w:val="20"/>
-              </w:rPr>
-              <w:t>0% completado — en desarrollo</w:t>
+              <w:t>90% completado — en desarrollo</w:t>
             </w:r>
           </w:p>
         </w:tc>
@@ -1103,7 +1094,7 @@
         <w:trPr/>
         <w:tc>
           <w:tcPr>
-            <w:tcW w:w="2799" w:type="dxa"/>
+            <w:tcW w:w="2798" w:type="dxa"/>
             <w:tcBorders>
               <w:top w:val="single" w:sz="2" w:space="0" w:color="CCCCCC"/>
               <w:left w:val="single" w:sz="2" w:space="0" w:color="CCCCCC"/>
@@ -1167,7 +1158,7 @@
         </w:tc>
         <w:tc>
           <w:tcPr>
-            <w:tcW w:w="2427" w:type="dxa"/>
+            <w:tcW w:w="2428" w:type="dxa"/>
             <w:tcBorders>
               <w:top w:val="single" w:sz="2" w:space="0" w:color="CCCCCC"/>
               <w:left w:val="single" w:sz="2" w:space="0" w:color="CCCCCC"/>
@@ -1232,7 +1223,7 @@
         <w:pStyle w:val="ListParagraph"/>
         <w:numPr>
           <w:ilvl w:val="0"/>
-          <w:numId w:val="4"/>
+          <w:numId w:val="6"/>
         </w:numPr>
         <w:spacing w:before="40" w:after="40"/>
         <w:rPr/>
@@ -1252,7 +1243,7 @@
         <w:pStyle w:val="ListParagraph"/>
         <w:numPr>
           <w:ilvl w:val="0"/>
-          <w:numId w:val="1"/>
+          <w:numId w:val="7"/>
         </w:numPr>
         <w:spacing w:before="40" w:after="40"/>
         <w:rPr/>
@@ -1272,7 +1263,7 @@
         <w:pStyle w:val="ListParagraph"/>
         <w:numPr>
           <w:ilvl w:val="0"/>
-          <w:numId w:val="1"/>
+          <w:numId w:val="8"/>
         </w:numPr>
         <w:spacing w:before="40" w:after="40"/>
         <w:rPr/>
@@ -1292,7 +1283,7 @@
         <w:pStyle w:val="ListParagraph"/>
         <w:numPr>
           <w:ilvl w:val="0"/>
-          <w:numId w:val="1"/>
+          <w:numId w:val="9"/>
         </w:numPr>
         <w:spacing w:before="40" w:after="40"/>
         <w:rPr/>
@@ -1312,7 +1303,7 @@
         <w:pStyle w:val="ListParagraph"/>
         <w:numPr>
           <w:ilvl w:val="0"/>
-          <w:numId w:val="1"/>
+          <w:numId w:val="10"/>
         </w:numPr>
         <w:spacing w:before="40" w:after="40"/>
         <w:rPr/>
@@ -1332,7 +1323,7 @@
         <w:pStyle w:val="ListParagraph"/>
         <w:numPr>
           <w:ilvl w:val="0"/>
-          <w:numId w:val="1"/>
+          <w:numId w:val="11"/>
         </w:numPr>
         <w:spacing w:before="40" w:after="40"/>
         <w:rPr/>
@@ -1442,8 +1433,8 @@
       <w:tblGrid>
         <w:gridCol w:w="2000"/>
         <w:gridCol w:w="2599"/>
-        <w:gridCol w:w="2201"/>
-        <w:gridCol w:w="2225"/>
+        <w:gridCol w:w="2202"/>
+        <w:gridCol w:w="2224"/>
       </w:tblGrid>
       <w:tr>
         <w:trPr/>
@@ -1509,7 +1500,7 @@
         </w:tc>
         <w:tc>
           <w:tcPr>
-            <w:tcW w:w="2201" w:type="dxa"/>
+            <w:tcW w:w="2202" w:type="dxa"/>
             <w:tcBorders>
               <w:top w:val="single" w:sz="2" w:space="0" w:color="2E6DA4"/>
               <w:left w:val="single" w:sz="2" w:space="0" w:color="2E6DA4"/>
@@ -1539,7 +1530,7 @@
         </w:tc>
         <w:tc>
           <w:tcPr>
-            <w:tcW w:w="2225" w:type="dxa"/>
+            <w:tcW w:w="2224" w:type="dxa"/>
             <w:tcBorders>
               <w:top w:val="single" w:sz="2" w:space="0" w:color="2E6DA4"/>
               <w:left w:val="single" w:sz="2" w:space="0" w:color="2E6DA4"/>
@@ -1636,7 +1627,7 @@
         </w:tc>
         <w:tc>
           <w:tcPr>
-            <w:tcW w:w="2201" w:type="dxa"/>
+            <w:tcW w:w="2202" w:type="dxa"/>
             <w:tcBorders>
               <w:top w:val="single" w:sz="2" w:space="0" w:color="CCCCCC"/>
               <w:left w:val="single" w:sz="2" w:space="0" w:color="CCCCCC"/>
@@ -1668,7 +1659,7 @@
         </w:tc>
         <w:tc>
           <w:tcPr>
-            <w:tcW w:w="2225" w:type="dxa"/>
+            <w:tcW w:w="2224" w:type="dxa"/>
             <w:tcBorders>
               <w:top w:val="single" w:sz="2" w:space="0" w:color="CCCCCC"/>
               <w:left w:val="single" w:sz="2" w:space="0" w:color="CCCCCC"/>
@@ -2311,7 +2302,7 @@
         <w:pStyle w:val="ListParagraph"/>
         <w:numPr>
           <w:ilvl w:val="0"/>
-          <w:numId w:val="1"/>
+          <w:numId w:val="12"/>
         </w:numPr>
         <w:spacing w:before="40" w:after="40"/>
         <w:rPr/>
@@ -2331,7 +2322,7 @@
         <w:pStyle w:val="ListParagraph"/>
         <w:numPr>
           <w:ilvl w:val="0"/>
-          <w:numId w:val="1"/>
+          <w:numId w:val="13"/>
         </w:numPr>
         <w:spacing w:before="40" w:after="40"/>
         <w:rPr/>
@@ -2351,7 +2342,7 @@
         <w:pStyle w:val="ListParagraph"/>
         <w:numPr>
           <w:ilvl w:val="0"/>
-          <w:numId w:val="1"/>
+          <w:numId w:val="14"/>
         </w:numPr>
         <w:spacing w:before="40" w:after="40"/>
         <w:rPr/>
@@ -2371,7 +2362,7 @@
         <w:pStyle w:val="ListParagraph"/>
         <w:numPr>
           <w:ilvl w:val="0"/>
-          <w:numId w:val="1"/>
+          <w:numId w:val="15"/>
         </w:numPr>
         <w:spacing w:before="40" w:after="40"/>
         <w:rPr/>
@@ -2418,15 +2409,15 @@
         </w:tblCellMar>
       </w:tblPr>
       <w:tblGrid>
-        <w:gridCol w:w="399"/>
-        <w:gridCol w:w="4001"/>
+        <w:gridCol w:w="398"/>
+        <w:gridCol w:w="4002"/>
         <w:gridCol w:w="4626"/>
       </w:tblGrid>
       <w:tr>
         <w:trPr/>
         <w:tc>
           <w:tcPr>
-            <w:tcW w:w="399" w:type="dxa"/>
+            <w:tcW w:w="398" w:type="dxa"/>
             <w:tcBorders>
               <w:top w:val="single" w:sz="2" w:space="0" w:color="2E6DA4"/>
               <w:left w:val="single" w:sz="2" w:space="0" w:color="2E6DA4"/>
@@ -2456,7 +2447,7 @@
         </w:tc>
         <w:tc>
           <w:tcPr>
-            <w:tcW w:w="4001" w:type="dxa"/>
+            <w:tcW w:w="4002" w:type="dxa"/>
             <w:tcBorders>
               <w:top w:val="single" w:sz="2" w:space="0" w:color="2E6DA4"/>
               <w:left w:val="single" w:sz="2" w:space="0" w:color="2E6DA4"/>
@@ -2519,7 +2510,7 @@
         <w:trPr/>
         <w:tc>
           <w:tcPr>
-            <w:tcW w:w="399" w:type="dxa"/>
+            <w:tcW w:w="398" w:type="dxa"/>
             <w:tcBorders>
               <w:top w:val="single" w:sz="2" w:space="0" w:color="CCCCCC"/>
               <w:left w:val="single" w:sz="2" w:space="0" w:color="CCCCCC"/>
@@ -2551,7 +2542,7 @@
         </w:tc>
         <w:tc>
           <w:tcPr>
-            <w:tcW w:w="4001" w:type="dxa"/>
+            <w:tcW w:w="4002" w:type="dxa"/>
             <w:tcBorders>
               <w:top w:val="single" w:sz="2" w:space="0" w:color="CCCCCC"/>
               <w:left w:val="single" w:sz="2" w:space="0" w:color="CCCCCC"/>
@@ -2618,7 +2609,7 @@
         <w:trPr/>
         <w:tc>
           <w:tcPr>
-            <w:tcW w:w="399" w:type="dxa"/>
+            <w:tcW w:w="398" w:type="dxa"/>
             <w:tcBorders>
               <w:top w:val="single" w:sz="2" w:space="0" w:color="CCCCCC"/>
               <w:left w:val="single" w:sz="2" w:space="0" w:color="CCCCCC"/>
@@ -2650,7 +2641,7 @@
         </w:tc>
         <w:tc>
           <w:tcPr>
-            <w:tcW w:w="4001" w:type="dxa"/>
+            <w:tcW w:w="4002" w:type="dxa"/>
             <w:tcBorders>
               <w:top w:val="single" w:sz="2" w:space="0" w:color="CCCCCC"/>
               <w:left w:val="single" w:sz="2" w:space="0" w:color="CCCCCC"/>
@@ -2717,7 +2708,7 @@
         <w:trPr/>
         <w:tc>
           <w:tcPr>
-            <w:tcW w:w="399" w:type="dxa"/>
+            <w:tcW w:w="398" w:type="dxa"/>
             <w:tcBorders>
               <w:top w:val="single" w:sz="2" w:space="0" w:color="CCCCCC"/>
               <w:left w:val="single" w:sz="2" w:space="0" w:color="CCCCCC"/>
@@ -2749,7 +2740,7 @@
         </w:tc>
         <w:tc>
           <w:tcPr>
-            <w:tcW w:w="4001" w:type="dxa"/>
+            <w:tcW w:w="4002" w:type="dxa"/>
             <w:tcBorders>
               <w:top w:val="single" w:sz="2" w:space="0" w:color="CCCCCC"/>
               <w:left w:val="single" w:sz="2" w:space="0" w:color="CCCCCC"/>
@@ -2816,7 +2807,7 @@
         <w:trPr/>
         <w:tc>
           <w:tcPr>
-            <w:tcW w:w="399" w:type="dxa"/>
+            <w:tcW w:w="398" w:type="dxa"/>
             <w:tcBorders>
               <w:top w:val="single" w:sz="2" w:space="0" w:color="CCCCCC"/>
               <w:left w:val="single" w:sz="2" w:space="0" w:color="CCCCCC"/>
@@ -2848,7 +2839,7 @@
         </w:tc>
         <w:tc>
           <w:tcPr>
-            <w:tcW w:w="4001" w:type="dxa"/>
+            <w:tcW w:w="4002" w:type="dxa"/>
             <w:tcBorders>
               <w:top w:val="single" w:sz="2" w:space="0" w:color="CCCCCC"/>
               <w:left w:val="single" w:sz="2" w:space="0" w:color="CCCCCC"/>
@@ -2915,7 +2906,7 @@
         <w:trPr/>
         <w:tc>
           <w:tcPr>
-            <w:tcW w:w="399" w:type="dxa"/>
+            <w:tcW w:w="398" w:type="dxa"/>
             <w:tcBorders>
               <w:top w:val="single" w:sz="2" w:space="0" w:color="CCCCCC"/>
               <w:left w:val="single" w:sz="2" w:space="0" w:color="CCCCCC"/>
@@ -2947,7 +2938,7 @@
         </w:tc>
         <w:tc>
           <w:tcPr>
-            <w:tcW w:w="4001" w:type="dxa"/>
+            <w:tcW w:w="4002" w:type="dxa"/>
             <w:tcBorders>
               <w:top w:val="single" w:sz="2" w:space="0" w:color="CCCCCC"/>
               <w:left w:val="single" w:sz="2" w:space="0" w:color="CCCCCC"/>
@@ -3014,7 +3005,7 @@
         <w:trPr/>
         <w:tc>
           <w:tcPr>
-            <w:tcW w:w="399" w:type="dxa"/>
+            <w:tcW w:w="398" w:type="dxa"/>
             <w:tcBorders>
               <w:top w:val="single" w:sz="2" w:space="0" w:color="CCCCCC"/>
               <w:left w:val="single" w:sz="2" w:space="0" w:color="CCCCCC"/>
@@ -3046,7 +3037,7 @@
         </w:tc>
         <w:tc>
           <w:tcPr>
-            <w:tcW w:w="4001" w:type="dxa"/>
+            <w:tcW w:w="4002" w:type="dxa"/>
             <w:tcBorders>
               <w:top w:val="single" w:sz="2" w:space="0" w:color="CCCCCC"/>
               <w:left w:val="single" w:sz="2" w:space="0" w:color="CCCCCC"/>
@@ -3113,7 +3104,7 @@
         <w:trPr/>
         <w:tc>
           <w:tcPr>
-            <w:tcW w:w="399" w:type="dxa"/>
+            <w:tcW w:w="398" w:type="dxa"/>
             <w:tcBorders>
               <w:top w:val="single" w:sz="2" w:space="0" w:color="CCCCCC"/>
               <w:left w:val="single" w:sz="2" w:space="0" w:color="CCCCCC"/>
@@ -3145,7 +3136,7 @@
         </w:tc>
         <w:tc>
           <w:tcPr>
-            <w:tcW w:w="4001" w:type="dxa"/>
+            <w:tcW w:w="4002" w:type="dxa"/>
             <w:tcBorders>
               <w:top w:val="single" w:sz="2" w:space="0" w:color="CCCCCC"/>
               <w:left w:val="single" w:sz="2" w:space="0" w:color="CCCCCC"/>
@@ -3212,7 +3203,7 @@
         <w:trPr/>
         <w:tc>
           <w:tcPr>
-            <w:tcW w:w="399" w:type="dxa"/>
+            <w:tcW w:w="398" w:type="dxa"/>
             <w:tcBorders>
               <w:top w:val="single" w:sz="2" w:space="0" w:color="CCCCCC"/>
               <w:left w:val="single" w:sz="2" w:space="0" w:color="CCCCCC"/>
@@ -3244,7 +3235,7 @@
         </w:tc>
         <w:tc>
           <w:tcPr>
-            <w:tcW w:w="4001" w:type="dxa"/>
+            <w:tcW w:w="4002" w:type="dxa"/>
             <w:tcBorders>
               <w:top w:val="single" w:sz="2" w:space="0" w:color="CCCCCC"/>
               <w:left w:val="single" w:sz="2" w:space="0" w:color="CCCCCC"/>
@@ -3311,7 +3302,7 @@
         <w:trPr/>
         <w:tc>
           <w:tcPr>
-            <w:tcW w:w="399" w:type="dxa"/>
+            <w:tcW w:w="398" w:type="dxa"/>
             <w:tcBorders>
               <w:top w:val="single" w:sz="2" w:space="0" w:color="CCCCCC"/>
               <w:left w:val="single" w:sz="2" w:space="0" w:color="CCCCCC"/>
@@ -3343,7 +3334,7 @@
         </w:tc>
         <w:tc>
           <w:tcPr>
-            <w:tcW w:w="4001" w:type="dxa"/>
+            <w:tcW w:w="4002" w:type="dxa"/>
             <w:tcBorders>
               <w:top w:val="single" w:sz="2" w:space="0" w:color="CCCCCC"/>
               <w:left w:val="single" w:sz="2" w:space="0" w:color="CCCCCC"/>
@@ -3410,7 +3401,7 @@
         <w:trPr/>
         <w:tc>
           <w:tcPr>
-            <w:tcW w:w="399" w:type="dxa"/>
+            <w:tcW w:w="398" w:type="dxa"/>
             <w:tcBorders>
               <w:top w:val="single" w:sz="2" w:space="0" w:color="CCCCCC"/>
               <w:left w:val="single" w:sz="2" w:space="0" w:color="CCCCCC"/>
@@ -3442,7 +3433,7 @@
         </w:tc>
         <w:tc>
           <w:tcPr>
-            <w:tcW w:w="4001" w:type="dxa"/>
+            <w:tcW w:w="4002" w:type="dxa"/>
             <w:tcBorders>
               <w:top w:val="single" w:sz="2" w:space="0" w:color="CCCCCC"/>
               <w:left w:val="single" w:sz="2" w:space="0" w:color="CCCCCC"/>
@@ -3663,7 +3654,7 @@
         <w:pStyle w:val="ListParagraph"/>
         <w:numPr>
           <w:ilvl w:val="0"/>
-          <w:numId w:val="1"/>
+          <w:numId w:val="16"/>
         </w:numPr>
         <w:spacing w:before="40" w:after="40"/>
         <w:rPr/>
@@ -3683,7 +3674,7 @@
         <w:pStyle w:val="ListParagraph"/>
         <w:numPr>
           <w:ilvl w:val="0"/>
-          <w:numId w:val="1"/>
+          <w:numId w:val="17"/>
         </w:numPr>
         <w:spacing w:before="40" w:after="40"/>
         <w:rPr/>
@@ -3703,7 +3694,7 @@
         <w:pStyle w:val="ListParagraph"/>
         <w:numPr>
           <w:ilvl w:val="0"/>
-          <w:numId w:val="1"/>
+          <w:numId w:val="18"/>
         </w:numPr>
         <w:spacing w:before="40" w:after="40"/>
         <w:rPr/>
@@ -3723,7 +3714,7 @@
         <w:pStyle w:val="ListParagraph"/>
         <w:numPr>
           <w:ilvl w:val="0"/>
-          <w:numId w:val="1"/>
+          <w:numId w:val="19"/>
         </w:numPr>
         <w:spacing w:before="40" w:after="40"/>
         <w:rPr/>
@@ -3743,7 +3734,7 @@
         <w:pStyle w:val="ListParagraph"/>
         <w:numPr>
           <w:ilvl w:val="0"/>
-          <w:numId w:val="1"/>
+          <w:numId w:val="20"/>
         </w:numPr>
         <w:spacing w:before="40" w:after="40"/>
         <w:rPr/>
@@ -6223,15 +6214,15 @@
         </w:tblCellMar>
       </w:tblPr>
       <w:tblGrid>
-        <w:gridCol w:w="2199"/>
-        <w:gridCol w:w="3301"/>
+        <w:gridCol w:w="2198"/>
+        <w:gridCol w:w="3302"/>
         <w:gridCol w:w="3526"/>
       </w:tblGrid>
       <w:tr>
         <w:trPr/>
         <w:tc>
           <w:tcPr>
-            <w:tcW w:w="2199" w:type="dxa"/>
+            <w:tcW w:w="2198" w:type="dxa"/>
             <w:tcBorders>
               <w:top w:val="single" w:sz="2" w:space="0" w:color="2E6DA4"/>
               <w:left w:val="single" w:sz="2" w:space="0" w:color="2E6DA4"/>
@@ -6261,7 +6252,7 @@
         </w:tc>
         <w:tc>
           <w:tcPr>
-            <w:tcW w:w="3301" w:type="dxa"/>
+            <w:tcW w:w="3302" w:type="dxa"/>
             <w:tcBorders>
               <w:top w:val="single" w:sz="2" w:space="0" w:color="2E6DA4"/>
               <w:left w:val="single" w:sz="2" w:space="0" w:color="2E6DA4"/>
@@ -6324,7 +6315,7 @@
         <w:trPr/>
         <w:tc>
           <w:tcPr>
-            <w:tcW w:w="2199" w:type="dxa"/>
+            <w:tcW w:w="2198" w:type="dxa"/>
             <w:tcBorders>
               <w:top w:val="single" w:sz="2" w:space="0" w:color="CCCCCC"/>
               <w:left w:val="single" w:sz="2" w:space="0" w:color="CCCCCC"/>
@@ -6356,7 +6347,7 @@
         </w:tc>
         <w:tc>
           <w:tcPr>
-            <w:tcW w:w="3301" w:type="dxa"/>
+            <w:tcW w:w="3302" w:type="dxa"/>
             <w:tcBorders>
               <w:top w:val="single" w:sz="2" w:space="0" w:color="CCCCCC"/>
               <w:left w:val="single" w:sz="2" w:space="0" w:color="CCCCCC"/>
@@ -6423,7 +6414,7 @@
         <w:trPr/>
         <w:tc>
           <w:tcPr>
-            <w:tcW w:w="2199" w:type="dxa"/>
+            <w:tcW w:w="2198" w:type="dxa"/>
             <w:tcBorders>
               <w:top w:val="single" w:sz="2" w:space="0" w:color="CCCCCC"/>
               <w:left w:val="single" w:sz="2" w:space="0" w:color="CCCCCC"/>
@@ -6455,7 +6446,7 @@
         </w:tc>
         <w:tc>
           <w:tcPr>
-            <w:tcW w:w="3301" w:type="dxa"/>
+            <w:tcW w:w="3302" w:type="dxa"/>
             <w:tcBorders>
               <w:top w:val="single" w:sz="2" w:space="0" w:color="CCCCCC"/>
               <w:left w:val="single" w:sz="2" w:space="0" w:color="CCCCCC"/>
@@ -6522,7 +6513,7 @@
         <w:trPr/>
         <w:tc>
           <w:tcPr>
-            <w:tcW w:w="2199" w:type="dxa"/>
+            <w:tcW w:w="2198" w:type="dxa"/>
             <w:tcBorders>
               <w:top w:val="single" w:sz="2" w:space="0" w:color="CCCCCC"/>
               <w:left w:val="single" w:sz="2" w:space="0" w:color="CCCCCC"/>
@@ -6554,7 +6545,7 @@
         </w:tc>
         <w:tc>
           <w:tcPr>
-            <w:tcW w:w="3301" w:type="dxa"/>
+            <w:tcW w:w="3302" w:type="dxa"/>
             <w:tcBorders>
               <w:top w:val="single" w:sz="2" w:space="0" w:color="CCCCCC"/>
               <w:left w:val="single" w:sz="2" w:space="0" w:color="CCCCCC"/>
@@ -6621,7 +6612,7 @@
         <w:trPr/>
         <w:tc>
           <w:tcPr>
-            <w:tcW w:w="2199" w:type="dxa"/>
+            <w:tcW w:w="2198" w:type="dxa"/>
             <w:tcBorders>
               <w:top w:val="single" w:sz="2" w:space="0" w:color="CCCCCC"/>
               <w:left w:val="single" w:sz="2" w:space="0" w:color="CCCCCC"/>
@@ -6653,7 +6644,7 @@
         </w:tc>
         <w:tc>
           <w:tcPr>
-            <w:tcW w:w="3301" w:type="dxa"/>
+            <w:tcW w:w="3302" w:type="dxa"/>
             <w:tcBorders>
               <w:top w:val="single" w:sz="2" w:space="0" w:color="CCCCCC"/>
               <w:left w:val="single" w:sz="2" w:space="0" w:color="CCCCCC"/>
@@ -6720,7 +6711,7 @@
         <w:trPr/>
         <w:tc>
           <w:tcPr>
-            <w:tcW w:w="2199" w:type="dxa"/>
+            <w:tcW w:w="2198" w:type="dxa"/>
             <w:tcBorders>
               <w:top w:val="single" w:sz="2" w:space="0" w:color="CCCCCC"/>
               <w:left w:val="single" w:sz="2" w:space="0" w:color="CCCCCC"/>
@@ -6752,7 +6743,7 @@
         </w:tc>
         <w:tc>
           <w:tcPr>
-            <w:tcW w:w="3301" w:type="dxa"/>
+            <w:tcW w:w="3302" w:type="dxa"/>
             <w:tcBorders>
               <w:top w:val="single" w:sz="2" w:space="0" w:color="CCCCCC"/>
               <w:left w:val="single" w:sz="2" w:space="0" w:color="CCCCCC"/>
@@ -6819,7 +6810,7 @@
         <w:trPr/>
         <w:tc>
           <w:tcPr>
-            <w:tcW w:w="2199" w:type="dxa"/>
+            <w:tcW w:w="2198" w:type="dxa"/>
             <w:tcBorders>
               <w:top w:val="single" w:sz="2" w:space="0" w:color="CCCCCC"/>
               <w:left w:val="single" w:sz="2" w:space="0" w:color="CCCCCC"/>
@@ -6851,7 +6842,7 @@
         </w:tc>
         <w:tc>
           <w:tcPr>
-            <w:tcW w:w="3301" w:type="dxa"/>
+            <w:tcW w:w="3302" w:type="dxa"/>
             <w:tcBorders>
               <w:top w:val="single" w:sz="2" w:space="0" w:color="CCCCCC"/>
               <w:left w:val="single" w:sz="2" w:space="0" w:color="CCCCCC"/>
@@ -7024,15 +7015,15 @@
         </w:tblCellMar>
       </w:tblPr>
       <w:tblGrid>
-        <w:gridCol w:w="2199"/>
+        <w:gridCol w:w="2198"/>
         <w:gridCol w:w="4400"/>
-        <w:gridCol w:w="2427"/>
+        <w:gridCol w:w="2428"/>
       </w:tblGrid>
       <w:tr>
         <w:trPr/>
         <w:tc>
           <w:tcPr>
-            <w:tcW w:w="2199" w:type="dxa"/>
+            <w:tcW w:w="2198" w:type="dxa"/>
             <w:tcBorders>
               <w:top w:val="single" w:sz="2" w:space="0" w:color="2E6DA4"/>
               <w:left w:val="single" w:sz="2" w:space="0" w:color="2E6DA4"/>
@@ -7092,7 +7083,7 @@
         </w:tc>
         <w:tc>
           <w:tcPr>
-            <w:tcW w:w="2427" w:type="dxa"/>
+            <w:tcW w:w="2428" w:type="dxa"/>
             <w:tcBorders>
               <w:top w:val="single" w:sz="2" w:space="0" w:color="2E6DA4"/>
               <w:left w:val="single" w:sz="2" w:space="0" w:color="2E6DA4"/>
@@ -7125,7 +7116,7 @@
         <w:trPr/>
         <w:tc>
           <w:tcPr>
-            <w:tcW w:w="2199" w:type="dxa"/>
+            <w:tcW w:w="2198" w:type="dxa"/>
             <w:tcBorders>
               <w:top w:val="single" w:sz="2" w:space="0" w:color="CCCCCC"/>
               <w:left w:val="single" w:sz="2" w:space="0" w:color="CCCCCC"/>
@@ -7189,7 +7180,7 @@
         </w:tc>
         <w:tc>
           <w:tcPr>
-            <w:tcW w:w="2427" w:type="dxa"/>
+            <w:tcW w:w="2428" w:type="dxa"/>
             <w:tcBorders>
               <w:top w:val="single" w:sz="2" w:space="0" w:color="CCCCCC"/>
               <w:left w:val="single" w:sz="2" w:space="0" w:color="CCCCCC"/>
@@ -7224,7 +7215,7 @@
         <w:trPr/>
         <w:tc>
           <w:tcPr>
-            <w:tcW w:w="2199" w:type="dxa"/>
+            <w:tcW w:w="2198" w:type="dxa"/>
             <w:tcBorders>
               <w:top w:val="single" w:sz="2" w:space="0" w:color="CCCCCC"/>
               <w:left w:val="single" w:sz="2" w:space="0" w:color="CCCCCC"/>
@@ -7288,7 +7279,7 @@
         </w:tc>
         <w:tc>
           <w:tcPr>
-            <w:tcW w:w="2427" w:type="dxa"/>
+            <w:tcW w:w="2428" w:type="dxa"/>
             <w:tcBorders>
               <w:top w:val="single" w:sz="2" w:space="0" w:color="CCCCCC"/>
               <w:left w:val="single" w:sz="2" w:space="0" w:color="CCCCCC"/>
@@ -7323,7 +7314,7 @@
         <w:trPr/>
         <w:tc>
           <w:tcPr>
-            <w:tcW w:w="2199" w:type="dxa"/>
+            <w:tcW w:w="2198" w:type="dxa"/>
             <w:tcBorders>
               <w:top w:val="single" w:sz="2" w:space="0" w:color="CCCCCC"/>
               <w:left w:val="single" w:sz="2" w:space="0" w:color="CCCCCC"/>
@@ -7387,7 +7378,7 @@
         </w:tc>
         <w:tc>
           <w:tcPr>
-            <w:tcW w:w="2427" w:type="dxa"/>
+            <w:tcW w:w="2428" w:type="dxa"/>
             <w:tcBorders>
               <w:top w:val="single" w:sz="2" w:space="0" w:color="CCCCCC"/>
               <w:left w:val="single" w:sz="2" w:space="0" w:color="CCCCCC"/>
@@ -7422,7 +7413,7 @@
         <w:trPr/>
         <w:tc>
           <w:tcPr>
-            <w:tcW w:w="2199" w:type="dxa"/>
+            <w:tcW w:w="2198" w:type="dxa"/>
             <w:tcBorders>
               <w:top w:val="single" w:sz="2" w:space="0" w:color="CCCCCC"/>
               <w:left w:val="single" w:sz="2" w:space="0" w:color="CCCCCC"/>
@@ -7486,7 +7477,7 @@
         </w:tc>
         <w:tc>
           <w:tcPr>
-            <w:tcW w:w="2427" w:type="dxa"/>
+            <w:tcW w:w="2428" w:type="dxa"/>
             <w:tcBorders>
               <w:top w:val="single" w:sz="2" w:space="0" w:color="CCCCCC"/>
               <w:left w:val="single" w:sz="2" w:space="0" w:color="CCCCCC"/>
@@ -7551,7 +7542,7 @@
         <w:pStyle w:val="ListParagraph"/>
         <w:numPr>
           <w:ilvl w:val="0"/>
-          <w:numId w:val="5"/>
+          <w:numId w:val="21"/>
         </w:numPr>
         <w:spacing w:before="40" w:after="40"/>
         <w:rPr/>
@@ -7571,7 +7562,7 @@
         <w:pStyle w:val="ListParagraph"/>
         <w:numPr>
           <w:ilvl w:val="0"/>
-          <w:numId w:val="2"/>
+          <w:numId w:val="22"/>
         </w:numPr>
         <w:spacing w:before="40" w:after="40"/>
         <w:rPr/>
@@ -7591,7 +7582,7 @@
         <w:pStyle w:val="ListParagraph"/>
         <w:numPr>
           <w:ilvl w:val="0"/>
-          <w:numId w:val="2"/>
+          <w:numId w:val="23"/>
         </w:numPr>
         <w:spacing w:before="40" w:after="40"/>
         <w:rPr/>
@@ -7611,7 +7602,7 @@
         <w:pStyle w:val="ListParagraph"/>
         <w:numPr>
           <w:ilvl w:val="0"/>
-          <w:numId w:val="2"/>
+          <w:numId w:val="24"/>
         </w:numPr>
         <w:spacing w:before="40" w:after="40"/>
         <w:rPr/>
@@ -7631,7 +7622,7 @@
         <w:pStyle w:val="ListParagraph"/>
         <w:numPr>
           <w:ilvl w:val="0"/>
-          <w:numId w:val="2"/>
+          <w:numId w:val="25"/>
         </w:numPr>
         <w:spacing w:before="40" w:after="40"/>
         <w:rPr/>
@@ -7678,15 +7669,15 @@
         </w:tblCellMar>
       </w:tblPr>
       <w:tblGrid>
-        <w:gridCol w:w="2799"/>
+        <w:gridCol w:w="2798"/>
         <w:gridCol w:w="2800"/>
-        <w:gridCol w:w="3427"/>
+        <w:gridCol w:w="3428"/>
       </w:tblGrid>
       <w:tr>
         <w:trPr/>
         <w:tc>
           <w:tcPr>
-            <w:tcW w:w="2799" w:type="dxa"/>
+            <w:tcW w:w="2798" w:type="dxa"/>
             <w:tcBorders>
               <w:top w:val="single" w:sz="2" w:space="0" w:color="2E6DA4"/>
               <w:left w:val="single" w:sz="2" w:space="0" w:color="2E6DA4"/>
@@ -7746,7 +7737,7 @@
         </w:tc>
         <w:tc>
           <w:tcPr>
-            <w:tcW w:w="3427" w:type="dxa"/>
+            <w:tcW w:w="3428" w:type="dxa"/>
             <w:tcBorders>
               <w:top w:val="single" w:sz="2" w:space="0" w:color="2E6DA4"/>
               <w:left w:val="single" w:sz="2" w:space="0" w:color="2E6DA4"/>
@@ -7779,7 +7770,7 @@
         <w:trPr/>
         <w:tc>
           <w:tcPr>
-            <w:tcW w:w="2799" w:type="dxa"/>
+            <w:tcW w:w="2798" w:type="dxa"/>
             <w:tcBorders>
               <w:top w:val="single" w:sz="2" w:space="0" w:color="CCCCCC"/>
               <w:left w:val="single" w:sz="2" w:space="0" w:color="CCCCCC"/>
@@ -7843,7 +7834,7 @@
         </w:tc>
         <w:tc>
           <w:tcPr>
-            <w:tcW w:w="3427" w:type="dxa"/>
+            <w:tcW w:w="3428" w:type="dxa"/>
             <w:tcBorders>
               <w:top w:val="single" w:sz="2" w:space="0" w:color="CCCCCC"/>
               <w:left w:val="single" w:sz="2" w:space="0" w:color="CCCCCC"/>
@@ -7878,7 +7869,7 @@
         <w:trPr/>
         <w:tc>
           <w:tcPr>
-            <w:tcW w:w="2799" w:type="dxa"/>
+            <w:tcW w:w="2798" w:type="dxa"/>
             <w:tcBorders>
               <w:top w:val="single" w:sz="2" w:space="0" w:color="CCCCCC"/>
               <w:left w:val="single" w:sz="2" w:space="0" w:color="CCCCCC"/>
@@ -7942,7 +7933,7 @@
         </w:tc>
         <w:tc>
           <w:tcPr>
-            <w:tcW w:w="3427" w:type="dxa"/>
+            <w:tcW w:w="3428" w:type="dxa"/>
             <w:tcBorders>
               <w:top w:val="single" w:sz="2" w:space="0" w:color="CCCCCC"/>
               <w:left w:val="single" w:sz="2" w:space="0" w:color="CCCCCC"/>
@@ -7977,7 +7968,7 @@
         <w:trPr/>
         <w:tc>
           <w:tcPr>
-            <w:tcW w:w="2799" w:type="dxa"/>
+            <w:tcW w:w="2798" w:type="dxa"/>
             <w:tcBorders>
               <w:top w:val="single" w:sz="2" w:space="0" w:color="CCCCCC"/>
               <w:left w:val="single" w:sz="2" w:space="0" w:color="CCCCCC"/>
@@ -8041,7 +8032,7 @@
         </w:tc>
         <w:tc>
           <w:tcPr>
-            <w:tcW w:w="3427" w:type="dxa"/>
+            <w:tcW w:w="3428" w:type="dxa"/>
             <w:tcBorders>
               <w:top w:val="single" w:sz="2" w:space="0" w:color="CCCCCC"/>
               <w:left w:val="single" w:sz="2" w:space="0" w:color="CCCCCC"/>
@@ -8147,7 +8138,7 @@
         <w:pStyle w:val="ListParagraph"/>
         <w:numPr>
           <w:ilvl w:val="0"/>
-          <w:numId w:val="1"/>
+          <w:numId w:val="26"/>
         </w:numPr>
         <w:spacing w:before="40" w:after="40"/>
         <w:rPr/>
@@ -8167,7 +8158,7 @@
         <w:pStyle w:val="ListParagraph"/>
         <w:numPr>
           <w:ilvl w:val="0"/>
-          <w:numId w:val="1"/>
+          <w:numId w:val="27"/>
         </w:numPr>
         <w:spacing w:before="40" w:after="40"/>
         <w:rPr/>
@@ -8187,7 +8178,7 @@
         <w:pStyle w:val="ListParagraph"/>
         <w:numPr>
           <w:ilvl w:val="0"/>
-          <w:numId w:val="1"/>
+          <w:numId w:val="28"/>
         </w:numPr>
         <w:spacing w:before="40" w:after="40"/>
         <w:rPr/>
@@ -8225,7 +8216,7 @@
         <w:pStyle w:val="ListParagraph"/>
         <w:numPr>
           <w:ilvl w:val="0"/>
-          <w:numId w:val="1"/>
+          <w:numId w:val="29"/>
         </w:numPr>
         <w:spacing w:before="40" w:after="40"/>
         <w:rPr/>
@@ -8245,7 +8236,7 @@
         <w:pStyle w:val="ListParagraph"/>
         <w:numPr>
           <w:ilvl w:val="0"/>
-          <w:numId w:val="1"/>
+          <w:numId w:val="30"/>
         </w:numPr>
         <w:spacing w:before="40" w:after="40"/>
         <w:rPr/>
@@ -8265,7 +8256,7 @@
         <w:pStyle w:val="ListParagraph"/>
         <w:numPr>
           <w:ilvl w:val="0"/>
-          <w:numId w:val="1"/>
+          <w:numId w:val="31"/>
         </w:numPr>
         <w:spacing w:before="40" w:after="40"/>
         <w:rPr/>
@@ -8303,7 +8294,7 @@
         <w:pStyle w:val="ListParagraph"/>
         <w:numPr>
           <w:ilvl w:val="0"/>
-          <w:numId w:val="1"/>
+          <w:numId w:val="32"/>
         </w:numPr>
         <w:spacing w:before="40" w:after="40"/>
         <w:rPr/>
@@ -8323,7 +8314,7 @@
         <w:pStyle w:val="ListParagraph"/>
         <w:numPr>
           <w:ilvl w:val="0"/>
-          <w:numId w:val="1"/>
+          <w:numId w:val="33"/>
         </w:numPr>
         <w:spacing w:before="40" w:after="40"/>
         <w:rPr/>
@@ -8343,7 +8334,7 @@
         <w:pStyle w:val="ListParagraph"/>
         <w:numPr>
           <w:ilvl w:val="0"/>
-          <w:numId w:val="1"/>
+          <w:numId w:val="34"/>
         </w:numPr>
         <w:spacing w:before="40" w:after="40"/>
         <w:rPr/>
@@ -8400,15 +8391,15 @@
         </w:tblCellMar>
       </w:tblPr>
       <w:tblGrid>
-        <w:gridCol w:w="2799"/>
-        <w:gridCol w:w="2601"/>
+        <w:gridCol w:w="2798"/>
+        <w:gridCol w:w="2602"/>
         <w:gridCol w:w="3626"/>
       </w:tblGrid>
       <w:tr>
         <w:trPr/>
         <w:tc>
           <w:tcPr>
-            <w:tcW w:w="2799" w:type="dxa"/>
+            <w:tcW w:w="2798" w:type="dxa"/>
             <w:tcBorders>
               <w:top w:val="single" w:sz="2" w:space="0" w:color="2E6DA4"/>
               <w:left w:val="single" w:sz="2" w:space="0" w:color="2E6DA4"/>
@@ -8438,7 +8429,7 @@
         </w:tc>
         <w:tc>
           <w:tcPr>
-            <w:tcW w:w="2601" w:type="dxa"/>
+            <w:tcW w:w="2602" w:type="dxa"/>
             <w:tcBorders>
               <w:top w:val="single" w:sz="2" w:space="0" w:color="2E6DA4"/>
               <w:left w:val="single" w:sz="2" w:space="0" w:color="2E6DA4"/>
@@ -8501,7 +8492,7 @@
         <w:trPr/>
         <w:tc>
           <w:tcPr>
-            <w:tcW w:w="2799" w:type="dxa"/>
+            <w:tcW w:w="2798" w:type="dxa"/>
             <w:tcBorders>
               <w:top w:val="single" w:sz="2" w:space="0" w:color="CCCCCC"/>
               <w:left w:val="single" w:sz="2" w:space="0" w:color="CCCCCC"/>
@@ -8533,7 +8524,7 @@
         </w:tc>
         <w:tc>
           <w:tcPr>
-            <w:tcW w:w="2601" w:type="dxa"/>
+            <w:tcW w:w="2602" w:type="dxa"/>
             <w:tcBorders>
               <w:top w:val="single" w:sz="2" w:space="0" w:color="CCCCCC"/>
               <w:left w:val="single" w:sz="2" w:space="0" w:color="CCCCCC"/>
@@ -8600,7 +8591,7 @@
         <w:trPr/>
         <w:tc>
           <w:tcPr>
-            <w:tcW w:w="2799" w:type="dxa"/>
+            <w:tcW w:w="2798" w:type="dxa"/>
             <w:tcBorders>
               <w:top w:val="single" w:sz="2" w:space="0" w:color="CCCCCC"/>
               <w:left w:val="single" w:sz="2" w:space="0" w:color="CCCCCC"/>
@@ -8632,7 +8623,7 @@
         </w:tc>
         <w:tc>
           <w:tcPr>
-            <w:tcW w:w="2601" w:type="dxa"/>
+            <w:tcW w:w="2602" w:type="dxa"/>
             <w:tcBorders>
               <w:top w:val="single" w:sz="2" w:space="0" w:color="CCCCCC"/>
               <w:left w:val="single" w:sz="2" w:space="0" w:color="CCCCCC"/>
@@ -8699,7 +8690,7 @@
         <w:trPr/>
         <w:tc>
           <w:tcPr>
-            <w:tcW w:w="2799" w:type="dxa"/>
+            <w:tcW w:w="2798" w:type="dxa"/>
             <w:tcBorders>
               <w:top w:val="single" w:sz="2" w:space="0" w:color="CCCCCC"/>
               <w:left w:val="single" w:sz="2" w:space="0" w:color="CCCCCC"/>
@@ -8731,7 +8722,7 @@
         </w:tc>
         <w:tc>
           <w:tcPr>
-            <w:tcW w:w="2601" w:type="dxa"/>
+            <w:tcW w:w="2602" w:type="dxa"/>
             <w:tcBorders>
               <w:top w:val="single" w:sz="2" w:space="0" w:color="CCCCCC"/>
               <w:left w:val="single" w:sz="2" w:space="0" w:color="CCCCCC"/>
@@ -8798,7 +8789,7 @@
         <w:trPr/>
         <w:tc>
           <w:tcPr>
-            <w:tcW w:w="2799" w:type="dxa"/>
+            <w:tcW w:w="2798" w:type="dxa"/>
             <w:tcBorders>
               <w:top w:val="single" w:sz="2" w:space="0" w:color="CCCCCC"/>
               <w:left w:val="single" w:sz="2" w:space="0" w:color="CCCCCC"/>
@@ -8830,7 +8821,7 @@
         </w:tc>
         <w:tc>
           <w:tcPr>
-            <w:tcW w:w="2601" w:type="dxa"/>
+            <w:tcW w:w="2602" w:type="dxa"/>
             <w:tcBorders>
               <w:top w:val="single" w:sz="2" w:space="0" w:color="CCCCCC"/>
               <w:left w:val="single" w:sz="2" w:space="0" w:color="CCCCCC"/>
@@ -8897,7 +8888,7 @@
         <w:trPr/>
         <w:tc>
           <w:tcPr>
-            <w:tcW w:w="2799" w:type="dxa"/>
+            <w:tcW w:w="2798" w:type="dxa"/>
             <w:tcBorders>
               <w:top w:val="single" w:sz="2" w:space="0" w:color="CCCCCC"/>
               <w:left w:val="single" w:sz="2" w:space="0" w:color="CCCCCC"/>
@@ -8929,7 +8920,7 @@
         </w:tc>
         <w:tc>
           <w:tcPr>
-            <w:tcW w:w="2601" w:type="dxa"/>
+            <w:tcW w:w="2602" w:type="dxa"/>
             <w:tcBorders>
               <w:top w:val="single" w:sz="2" w:space="0" w:color="CCCCCC"/>
               <w:left w:val="single" w:sz="2" w:space="0" w:color="CCCCCC"/>
@@ -8996,7 +8987,7 @@
         <w:trPr/>
         <w:tc>
           <w:tcPr>
-            <w:tcW w:w="2799" w:type="dxa"/>
+            <w:tcW w:w="2798" w:type="dxa"/>
             <w:tcBorders>
               <w:top w:val="single" w:sz="2" w:space="0" w:color="CCCCCC"/>
               <w:left w:val="single" w:sz="2" w:space="0" w:color="CCCCCC"/>
@@ -9028,7 +9019,7 @@
         </w:tc>
         <w:tc>
           <w:tcPr>
-            <w:tcW w:w="2601" w:type="dxa"/>
+            <w:tcW w:w="2602" w:type="dxa"/>
             <w:tcBorders>
               <w:top w:val="single" w:sz="2" w:space="0" w:color="CCCCCC"/>
               <w:left w:val="single" w:sz="2" w:space="0" w:color="CCCCCC"/>
@@ -9634,7 +9625,7 @@
         <w:pStyle w:val="ListParagraph"/>
         <w:numPr>
           <w:ilvl w:val="0"/>
-          <w:numId w:val="1"/>
+          <w:numId w:val="35"/>
         </w:numPr>
         <w:spacing w:before="40" w:after="40"/>
         <w:rPr/>
@@ -9654,7 +9645,7 @@
         <w:pStyle w:val="ListParagraph"/>
         <w:numPr>
           <w:ilvl w:val="0"/>
-          <w:numId w:val="1"/>
+          <w:numId w:val="36"/>
         </w:numPr>
         <w:spacing w:before="40" w:after="40"/>
         <w:rPr/>
@@ -9674,7 +9665,7 @@
         <w:pStyle w:val="ListParagraph"/>
         <w:numPr>
           <w:ilvl w:val="0"/>
-          <w:numId w:val="1"/>
+          <w:numId w:val="37"/>
         </w:numPr>
         <w:spacing w:before="40" w:after="40"/>
         <w:rPr/>
@@ -9694,7 +9685,7 @@
         <w:pStyle w:val="ListParagraph"/>
         <w:numPr>
           <w:ilvl w:val="0"/>
-          <w:numId w:val="1"/>
+          <w:numId w:val="38"/>
         </w:numPr>
         <w:spacing w:before="40" w:after="40"/>
         <w:rPr/>
@@ -9714,7 +9705,7 @@
         <w:pStyle w:val="ListParagraph"/>
         <w:numPr>
           <w:ilvl w:val="0"/>
-          <w:numId w:val="1"/>
+          <w:numId w:val="39"/>
         </w:numPr>
         <w:spacing w:before="40" w:after="40"/>
         <w:rPr/>
@@ -11032,7 +11023,7 @@
         <w:pStyle w:val="ListParagraph"/>
         <w:numPr>
           <w:ilvl w:val="0"/>
-          <w:numId w:val="1"/>
+          <w:numId w:val="40"/>
         </w:numPr>
         <w:spacing w:before="40" w:after="40"/>
         <w:rPr/>
@@ -11052,7 +11043,7 @@
         <w:pStyle w:val="ListParagraph"/>
         <w:numPr>
           <w:ilvl w:val="0"/>
-          <w:numId w:val="1"/>
+          <w:numId w:val="41"/>
         </w:numPr>
         <w:spacing w:before="40" w:after="40"/>
         <w:rPr/>
@@ -11072,7 +11063,7 @@
         <w:pStyle w:val="ListParagraph"/>
         <w:numPr>
           <w:ilvl w:val="0"/>
-          <w:numId w:val="1"/>
+          <w:numId w:val="42"/>
         </w:numPr>
         <w:spacing w:before="40" w:after="40"/>
         <w:rPr/>
@@ -11110,7 +11101,7 @@
         <w:pStyle w:val="ListParagraph"/>
         <w:numPr>
           <w:ilvl w:val="0"/>
-          <w:numId w:val="1"/>
+          <w:numId w:val="43"/>
         </w:numPr>
         <w:spacing w:before="40" w:after="40"/>
         <w:rPr/>
@@ -11130,7 +11121,7 @@
         <w:pStyle w:val="ListParagraph"/>
         <w:numPr>
           <w:ilvl w:val="0"/>
-          <w:numId w:val="1"/>
+          <w:numId w:val="44"/>
         </w:numPr>
         <w:spacing w:before="40" w:after="40"/>
         <w:rPr/>
@@ -11150,7 +11141,7 @@
         <w:pStyle w:val="ListParagraph"/>
         <w:numPr>
           <w:ilvl w:val="0"/>
-          <w:numId w:val="1"/>
+          <w:numId w:val="45"/>
         </w:numPr>
         <w:spacing w:before="40" w:after="40"/>
         <w:rPr/>
@@ -11170,7 +11161,7 @@
         <w:pStyle w:val="ListParagraph"/>
         <w:numPr>
           <w:ilvl w:val="0"/>
-          <w:numId w:val="1"/>
+          <w:numId w:val="46"/>
         </w:numPr>
         <w:spacing w:before="40" w:after="40"/>
         <w:rPr/>
@@ -11190,7 +11181,7 @@
         <w:pStyle w:val="ListParagraph"/>
         <w:numPr>
           <w:ilvl w:val="0"/>
-          <w:numId w:val="1"/>
+          <w:numId w:val="47"/>
         </w:numPr>
         <w:spacing w:before="40" w:after="40"/>
         <w:rPr/>
@@ -11270,15 +11261,15 @@
         </w:tblCellMar>
       </w:tblPr>
       <w:tblGrid>
-        <w:gridCol w:w="2799"/>
+        <w:gridCol w:w="2798"/>
         <w:gridCol w:w="2300"/>
-        <w:gridCol w:w="3927"/>
+        <w:gridCol w:w="3928"/>
       </w:tblGrid>
       <w:tr>
         <w:trPr/>
         <w:tc>
           <w:tcPr>
-            <w:tcW w:w="2799" w:type="dxa"/>
+            <w:tcW w:w="2798" w:type="dxa"/>
             <w:tcBorders>
               <w:top w:val="single" w:sz="2" w:space="0" w:color="2E6DA4"/>
               <w:left w:val="single" w:sz="2" w:space="0" w:color="2E6DA4"/>
@@ -11338,7 +11329,7 @@
         </w:tc>
         <w:tc>
           <w:tcPr>
-            <w:tcW w:w="3927" w:type="dxa"/>
+            <w:tcW w:w="3928" w:type="dxa"/>
             <w:tcBorders>
               <w:top w:val="single" w:sz="2" w:space="0" w:color="2E6DA4"/>
               <w:left w:val="single" w:sz="2" w:space="0" w:color="2E6DA4"/>
@@ -11371,7 +11362,7 @@
         <w:trPr/>
         <w:tc>
           <w:tcPr>
-            <w:tcW w:w="2799" w:type="dxa"/>
+            <w:tcW w:w="2798" w:type="dxa"/>
             <w:tcBorders>
               <w:top w:val="single" w:sz="2" w:space="0" w:color="CCCCCC"/>
               <w:left w:val="single" w:sz="2" w:space="0" w:color="CCCCCC"/>
@@ -11435,7 +11426,7 @@
         </w:tc>
         <w:tc>
           <w:tcPr>
-            <w:tcW w:w="3927" w:type="dxa"/>
+            <w:tcW w:w="3928" w:type="dxa"/>
             <w:tcBorders>
               <w:top w:val="single" w:sz="2" w:space="0" w:color="CCCCCC"/>
               <w:left w:val="single" w:sz="2" w:space="0" w:color="CCCCCC"/>
@@ -11470,7 +11461,7 @@
         <w:trPr/>
         <w:tc>
           <w:tcPr>
-            <w:tcW w:w="2799" w:type="dxa"/>
+            <w:tcW w:w="2798" w:type="dxa"/>
             <w:tcBorders>
               <w:top w:val="single" w:sz="2" w:space="0" w:color="CCCCCC"/>
               <w:left w:val="single" w:sz="2" w:space="0" w:color="CCCCCC"/>
@@ -11534,7 +11525,7 @@
         </w:tc>
         <w:tc>
           <w:tcPr>
-            <w:tcW w:w="3927" w:type="dxa"/>
+            <w:tcW w:w="3928" w:type="dxa"/>
             <w:tcBorders>
               <w:top w:val="single" w:sz="2" w:space="0" w:color="CCCCCC"/>
               <w:left w:val="single" w:sz="2" w:space="0" w:color="CCCCCC"/>
@@ -11569,7 +11560,7 @@
         <w:trPr/>
         <w:tc>
           <w:tcPr>
-            <w:tcW w:w="2799" w:type="dxa"/>
+            <w:tcW w:w="2798" w:type="dxa"/>
             <w:tcBorders>
               <w:top w:val="single" w:sz="2" w:space="0" w:color="CCCCCC"/>
               <w:left w:val="single" w:sz="2" w:space="0" w:color="CCCCCC"/>
@@ -11633,7 +11624,7 @@
         </w:tc>
         <w:tc>
           <w:tcPr>
-            <w:tcW w:w="3927" w:type="dxa"/>
+            <w:tcW w:w="3928" w:type="dxa"/>
             <w:tcBorders>
               <w:top w:val="single" w:sz="2" w:space="0" w:color="CCCCCC"/>
               <w:left w:val="single" w:sz="2" w:space="0" w:color="CCCCCC"/>
@@ -11668,7 +11659,7 @@
         <w:trPr/>
         <w:tc>
           <w:tcPr>
-            <w:tcW w:w="2799" w:type="dxa"/>
+            <w:tcW w:w="2798" w:type="dxa"/>
             <w:tcBorders>
               <w:top w:val="single" w:sz="2" w:space="0" w:color="CCCCCC"/>
               <w:left w:val="single" w:sz="2" w:space="0" w:color="CCCCCC"/>
@@ -11732,7 +11723,7 @@
         </w:tc>
         <w:tc>
           <w:tcPr>
-            <w:tcW w:w="3927" w:type="dxa"/>
+            <w:tcW w:w="3928" w:type="dxa"/>
             <w:tcBorders>
               <w:top w:val="single" w:sz="2" w:space="0" w:color="CCCCCC"/>
               <w:left w:val="single" w:sz="2" w:space="0" w:color="CCCCCC"/>
@@ -11767,7 +11758,7 @@
         <w:trPr/>
         <w:tc>
           <w:tcPr>
-            <w:tcW w:w="2799" w:type="dxa"/>
+            <w:tcW w:w="2798" w:type="dxa"/>
             <w:tcBorders>
               <w:top w:val="single" w:sz="2" w:space="0" w:color="CCCCCC"/>
               <w:left w:val="single" w:sz="2" w:space="0" w:color="CCCCCC"/>
@@ -11831,7 +11822,7 @@
         </w:tc>
         <w:tc>
           <w:tcPr>
-            <w:tcW w:w="3927" w:type="dxa"/>
+            <w:tcW w:w="3928" w:type="dxa"/>
             <w:tcBorders>
               <w:top w:val="single" w:sz="2" w:space="0" w:color="CCCCCC"/>
               <w:left w:val="single" w:sz="2" w:space="0" w:color="CCCCCC"/>
@@ -11866,7 +11857,7 @@
         <w:trPr/>
         <w:tc>
           <w:tcPr>
-            <w:tcW w:w="2799" w:type="dxa"/>
+            <w:tcW w:w="2798" w:type="dxa"/>
             <w:tcBorders>
               <w:top w:val="single" w:sz="2" w:space="0" w:color="CCCCCC"/>
               <w:left w:val="single" w:sz="2" w:space="0" w:color="CCCCCC"/>
@@ -11930,7 +11921,7 @@
         </w:tc>
         <w:tc>
           <w:tcPr>
-            <w:tcW w:w="3927" w:type="dxa"/>
+            <w:tcW w:w="3928" w:type="dxa"/>
             <w:tcBorders>
               <w:top w:val="single" w:sz="2" w:space="0" w:color="CCCCCC"/>
               <w:left w:val="single" w:sz="2" w:space="0" w:color="CCCCCC"/>
@@ -12013,7 +12004,7 @@
         <w:pStyle w:val="ListParagraph"/>
         <w:numPr>
           <w:ilvl w:val="0"/>
-          <w:numId w:val="1"/>
+          <w:numId w:val="48"/>
         </w:numPr>
         <w:spacing w:before="40" w:after="40"/>
         <w:rPr/>
@@ -12033,7 +12024,7 @@
         <w:pStyle w:val="ListParagraph"/>
         <w:numPr>
           <w:ilvl w:val="0"/>
-          <w:numId w:val="1"/>
+          <w:numId w:val="49"/>
         </w:numPr>
         <w:spacing w:before="40" w:after="40"/>
         <w:rPr/>
@@ -12053,7 +12044,7 @@
         <w:pStyle w:val="ListParagraph"/>
         <w:numPr>
           <w:ilvl w:val="0"/>
-          <w:numId w:val="1"/>
+          <w:numId w:val="50"/>
         </w:numPr>
         <w:spacing w:before="40" w:after="40"/>
         <w:rPr/>
@@ -12073,7 +12064,7 @@
         <w:pStyle w:val="ListParagraph"/>
         <w:numPr>
           <w:ilvl w:val="0"/>
-          <w:numId w:val="1"/>
+          <w:numId w:val="51"/>
         </w:numPr>
         <w:spacing w:before="40" w:after="40"/>
         <w:rPr/>
@@ -12111,7 +12102,7 @@
         <w:pStyle w:val="ListParagraph"/>
         <w:numPr>
           <w:ilvl w:val="0"/>
-          <w:numId w:val="1"/>
+          <w:numId w:val="52"/>
         </w:numPr>
         <w:spacing w:before="40" w:after="40"/>
         <w:rPr/>
@@ -12131,7 +12122,7 @@
         <w:pStyle w:val="ListParagraph"/>
         <w:numPr>
           <w:ilvl w:val="0"/>
-          <w:numId w:val="1"/>
+          <w:numId w:val="53"/>
         </w:numPr>
         <w:spacing w:before="40" w:after="40"/>
         <w:rPr/>
@@ -12169,7 +12160,7 @@
         <w:pStyle w:val="ListParagraph"/>
         <w:numPr>
           <w:ilvl w:val="0"/>
-          <w:numId w:val="1"/>
+          <w:numId w:val="54"/>
         </w:numPr>
         <w:spacing w:before="40" w:after="40"/>
         <w:rPr/>
@@ -12189,7 +12180,7 @@
         <w:pStyle w:val="ListParagraph"/>
         <w:numPr>
           <w:ilvl w:val="0"/>
-          <w:numId w:val="1"/>
+          <w:numId w:val="55"/>
         </w:numPr>
         <w:spacing w:before="40" w:after="40"/>
         <w:rPr/>
@@ -12209,7 +12200,7 @@
         <w:pStyle w:val="ListParagraph"/>
         <w:numPr>
           <w:ilvl w:val="0"/>
-          <w:numId w:val="1"/>
+          <w:numId w:val="56"/>
         </w:numPr>
         <w:spacing w:before="40" w:after="40"/>
         <w:rPr/>
@@ -12247,7 +12238,7 @@
         <w:pStyle w:val="ListParagraph"/>
         <w:numPr>
           <w:ilvl w:val="0"/>
-          <w:numId w:val="1"/>
+          <w:numId w:val="57"/>
         </w:numPr>
         <w:spacing w:before="40" w:after="40"/>
         <w:rPr/>
@@ -12267,7 +12258,7 @@
         <w:pStyle w:val="ListParagraph"/>
         <w:numPr>
           <w:ilvl w:val="0"/>
-          <w:numId w:val="1"/>
+          <w:numId w:val="58"/>
         </w:numPr>
         <w:spacing w:before="40" w:after="40"/>
         <w:rPr/>
@@ -12287,7 +12278,7 @@
         <w:pStyle w:val="ListParagraph"/>
         <w:numPr>
           <w:ilvl w:val="0"/>
-          <w:numId w:val="1"/>
+          <w:numId w:val="59"/>
         </w:numPr>
         <w:spacing w:before="40" w:after="40"/>
         <w:rPr/>
@@ -12461,8 +12452,8 @@
       </w:tblPr>
       <w:tblGrid>
         <w:gridCol w:w="3799"/>
-        <w:gridCol w:w="2200"/>
-        <w:gridCol w:w="3027"/>
+        <w:gridCol w:w="2199"/>
+        <w:gridCol w:w="3028"/>
       </w:tblGrid>
       <w:tr>
         <w:trPr/>
@@ -12498,7 +12489,7 @@
         </w:tc>
         <w:tc>
           <w:tcPr>
-            <w:tcW w:w="2200" w:type="dxa"/>
+            <w:tcW w:w="2199" w:type="dxa"/>
             <w:tcBorders>
               <w:top w:val="single" w:sz="2" w:space="0" w:color="2E6DA4"/>
               <w:left w:val="single" w:sz="2" w:space="0" w:color="2E6DA4"/>
@@ -12528,7 +12519,7 @@
         </w:tc>
         <w:tc>
           <w:tcPr>
-            <w:tcW w:w="3027" w:type="dxa"/>
+            <w:tcW w:w="3028" w:type="dxa"/>
             <w:tcBorders>
               <w:top w:val="single" w:sz="2" w:space="0" w:color="2E6DA4"/>
               <w:left w:val="single" w:sz="2" w:space="0" w:color="2E6DA4"/>
@@ -12593,7 +12584,7 @@
         </w:tc>
         <w:tc>
           <w:tcPr>
-            <w:tcW w:w="2200" w:type="dxa"/>
+            <w:tcW w:w="2199" w:type="dxa"/>
             <w:tcBorders>
               <w:top w:val="single" w:sz="2" w:space="0" w:color="CCCCCC"/>
               <w:left w:val="single" w:sz="2" w:space="0" w:color="CCCCCC"/>
@@ -12625,7 +12616,7 @@
         </w:tc>
         <w:tc>
           <w:tcPr>
-            <w:tcW w:w="3027" w:type="dxa"/>
+            <w:tcW w:w="3028" w:type="dxa"/>
             <w:tcBorders>
               <w:top w:val="single" w:sz="2" w:space="0" w:color="CCCCCC"/>
               <w:left w:val="single" w:sz="2" w:space="0" w:color="CCCCCC"/>
@@ -12692,7 +12683,7 @@
         </w:tc>
         <w:tc>
           <w:tcPr>
-            <w:tcW w:w="2200" w:type="dxa"/>
+            <w:tcW w:w="2199" w:type="dxa"/>
             <w:tcBorders>
               <w:top w:val="single" w:sz="2" w:space="0" w:color="CCCCCC"/>
               <w:left w:val="single" w:sz="2" w:space="0" w:color="CCCCCC"/>
@@ -12724,7 +12715,7 @@
         </w:tc>
         <w:tc>
           <w:tcPr>
-            <w:tcW w:w="3027" w:type="dxa"/>
+            <w:tcW w:w="3028" w:type="dxa"/>
             <w:tcBorders>
               <w:top w:val="single" w:sz="2" w:space="0" w:color="CCCCCC"/>
               <w:left w:val="single" w:sz="2" w:space="0" w:color="CCCCCC"/>
@@ -12791,7 +12782,7 @@
         </w:tc>
         <w:tc>
           <w:tcPr>
-            <w:tcW w:w="2200" w:type="dxa"/>
+            <w:tcW w:w="2199" w:type="dxa"/>
             <w:tcBorders>
               <w:top w:val="single" w:sz="2" w:space="0" w:color="CCCCCC"/>
               <w:left w:val="single" w:sz="2" w:space="0" w:color="CCCCCC"/>
@@ -12823,7 +12814,7 @@
         </w:tc>
         <w:tc>
           <w:tcPr>
-            <w:tcW w:w="3027" w:type="dxa"/>
+            <w:tcW w:w="3028" w:type="dxa"/>
             <w:tcBorders>
               <w:top w:val="single" w:sz="2" w:space="0" w:color="CCCCCC"/>
               <w:left w:val="single" w:sz="2" w:space="0" w:color="CCCCCC"/>
@@ -12890,7 +12881,7 @@
         </w:tc>
         <w:tc>
           <w:tcPr>
-            <w:tcW w:w="2200" w:type="dxa"/>
+            <w:tcW w:w="2199" w:type="dxa"/>
             <w:tcBorders>
               <w:top w:val="single" w:sz="2" w:space="0" w:color="CCCCCC"/>
               <w:left w:val="single" w:sz="2" w:space="0" w:color="CCCCCC"/>
@@ -12922,7 +12913,7 @@
         </w:tc>
         <w:tc>
           <w:tcPr>
-            <w:tcW w:w="3027" w:type="dxa"/>
+            <w:tcW w:w="3028" w:type="dxa"/>
             <w:tcBorders>
               <w:top w:val="single" w:sz="2" w:space="0" w:color="CCCCCC"/>
               <w:left w:val="single" w:sz="2" w:space="0" w:color="CCCCCC"/>
@@ -12989,7 +12980,7 @@
         </w:tc>
         <w:tc>
           <w:tcPr>
-            <w:tcW w:w="2200" w:type="dxa"/>
+            <w:tcW w:w="2199" w:type="dxa"/>
             <w:tcBorders>
               <w:top w:val="single" w:sz="2" w:space="0" w:color="CCCCCC"/>
               <w:left w:val="single" w:sz="2" w:space="0" w:color="CCCCCC"/>
@@ -13021,7 +13012,7 @@
         </w:tc>
         <w:tc>
           <w:tcPr>
-            <w:tcW w:w="3027" w:type="dxa"/>
+            <w:tcW w:w="3028" w:type="dxa"/>
             <w:tcBorders>
               <w:top w:val="single" w:sz="2" w:space="0" w:color="CCCCCC"/>
               <w:left w:val="single" w:sz="2" w:space="0" w:color="CCCCCC"/>
@@ -13088,7 +13079,7 @@
         </w:tc>
         <w:tc>
           <w:tcPr>
-            <w:tcW w:w="2200" w:type="dxa"/>
+            <w:tcW w:w="2199" w:type="dxa"/>
             <w:tcBorders>
               <w:top w:val="single" w:sz="2" w:space="0" w:color="CCCCCC"/>
               <w:left w:val="single" w:sz="2" w:space="0" w:color="CCCCCC"/>
@@ -13120,7 +13111,7 @@
         </w:tc>
         <w:tc>
           <w:tcPr>
-            <w:tcW w:w="3027" w:type="dxa"/>
+            <w:tcW w:w="3028" w:type="dxa"/>
             <w:tcBorders>
               <w:top w:val="single" w:sz="2" w:space="0" w:color="CCCCCC"/>
               <w:left w:val="single" w:sz="2" w:space="0" w:color="CCCCCC"/>
@@ -13187,7 +13178,7 @@
         </w:tc>
         <w:tc>
           <w:tcPr>
-            <w:tcW w:w="2200" w:type="dxa"/>
+            <w:tcW w:w="2199" w:type="dxa"/>
             <w:tcBorders>
               <w:top w:val="single" w:sz="2" w:space="0" w:color="CCCCCC"/>
               <w:left w:val="single" w:sz="2" w:space="0" w:color="CCCCCC"/>
@@ -13219,7 +13210,7 @@
         </w:tc>
         <w:tc>
           <w:tcPr>
-            <w:tcW w:w="3027" w:type="dxa"/>
+            <w:tcW w:w="3028" w:type="dxa"/>
             <w:tcBorders>
               <w:top w:val="single" w:sz="2" w:space="0" w:color="CCCCCC"/>
               <w:left w:val="single" w:sz="2" w:space="0" w:color="CCCCCC"/>
@@ -13286,7 +13277,7 @@
         </w:tc>
         <w:tc>
           <w:tcPr>
-            <w:tcW w:w="2200" w:type="dxa"/>
+            <w:tcW w:w="2199" w:type="dxa"/>
             <w:tcBorders>
               <w:top w:val="single" w:sz="2" w:space="0" w:color="CCCCCC"/>
               <w:left w:val="single" w:sz="2" w:space="0" w:color="CCCCCC"/>
@@ -13318,7 +13309,7 @@
         </w:tc>
         <w:tc>
           <w:tcPr>
-            <w:tcW w:w="3027" w:type="dxa"/>
+            <w:tcW w:w="3028" w:type="dxa"/>
             <w:tcBorders>
               <w:top w:val="single" w:sz="2" w:space="0" w:color="CCCCCC"/>
               <w:left w:val="single" w:sz="2" w:space="0" w:color="CCCCCC"/>
@@ -13391,7 +13382,7 @@
         <w:pStyle w:val="ListParagraph"/>
         <w:numPr>
           <w:ilvl w:val="0"/>
-          <w:numId w:val="1"/>
+          <w:numId w:val="60"/>
         </w:numPr>
         <w:spacing w:before="40" w:after="40"/>
         <w:rPr/>
@@ -13411,7 +13402,7 @@
         <w:pStyle w:val="ListParagraph"/>
         <w:numPr>
           <w:ilvl w:val="0"/>
-          <w:numId w:val="1"/>
+          <w:numId w:val="61"/>
         </w:numPr>
         <w:spacing w:before="40" w:after="40"/>
         <w:rPr/>
@@ -13431,7 +13422,7 @@
         <w:pStyle w:val="ListParagraph"/>
         <w:numPr>
           <w:ilvl w:val="0"/>
-          <w:numId w:val="1"/>
+          <w:numId w:val="62"/>
         </w:numPr>
         <w:spacing w:before="40" w:after="40"/>
         <w:rPr/>
@@ -13451,7 +13442,7 @@
         <w:pStyle w:val="ListParagraph"/>
         <w:numPr>
           <w:ilvl w:val="0"/>
-          <w:numId w:val="1"/>
+          <w:numId w:val="63"/>
         </w:numPr>
         <w:spacing w:before="40" w:after="40"/>
         <w:rPr/>
@@ -13532,14 +13523,14 @@
         </w:tblCellMar>
       </w:tblPr>
       <w:tblGrid>
-        <w:gridCol w:w="2799"/>
-        <w:gridCol w:w="6226"/>
+        <w:gridCol w:w="2798"/>
+        <w:gridCol w:w="6227"/>
       </w:tblGrid>
       <w:tr>
         <w:trPr/>
         <w:tc>
           <w:tcPr>
-            <w:tcW w:w="2799" w:type="dxa"/>
+            <w:tcW w:w="2798" w:type="dxa"/>
             <w:tcBorders>
               <w:top w:val="single" w:sz="2" w:space="0" w:color="2E6DA4"/>
               <w:left w:val="single" w:sz="2" w:space="0" w:color="2E6DA4"/>
@@ -13569,7 +13560,7 @@
         </w:tc>
         <w:tc>
           <w:tcPr>
-            <w:tcW w:w="6226" w:type="dxa"/>
+            <w:tcW w:w="6227" w:type="dxa"/>
             <w:tcBorders>
               <w:top w:val="single" w:sz="2" w:space="0" w:color="2E6DA4"/>
               <w:left w:val="single" w:sz="2" w:space="0" w:color="2E6DA4"/>
@@ -13602,7 +13593,7 @@
         <w:trPr/>
         <w:tc>
           <w:tcPr>
-            <w:tcW w:w="2799" w:type="dxa"/>
+            <w:tcW w:w="2798" w:type="dxa"/>
             <w:tcBorders>
               <w:top w:val="single" w:sz="2" w:space="0" w:color="CCCCCC"/>
               <w:left w:val="single" w:sz="2" w:space="0" w:color="CCCCCC"/>
@@ -13634,7 +13625,7 @@
         </w:tc>
         <w:tc>
           <w:tcPr>
-            <w:tcW w:w="6226" w:type="dxa"/>
+            <w:tcW w:w="6227" w:type="dxa"/>
             <w:tcBorders>
               <w:top w:val="single" w:sz="2" w:space="0" w:color="CCCCCC"/>
               <w:left w:val="single" w:sz="2" w:space="0" w:color="CCCCCC"/>
@@ -13669,7 +13660,7 @@
         <w:trPr/>
         <w:tc>
           <w:tcPr>
-            <w:tcW w:w="2799" w:type="dxa"/>
+            <w:tcW w:w="2798" w:type="dxa"/>
             <w:tcBorders>
               <w:top w:val="single" w:sz="2" w:space="0" w:color="CCCCCC"/>
               <w:left w:val="single" w:sz="2" w:space="0" w:color="CCCCCC"/>
@@ -13701,7 +13692,7 @@
         </w:tc>
         <w:tc>
           <w:tcPr>
-            <w:tcW w:w="6226" w:type="dxa"/>
+            <w:tcW w:w="6227" w:type="dxa"/>
             <w:tcBorders>
               <w:top w:val="single" w:sz="2" w:space="0" w:color="CCCCCC"/>
               <w:left w:val="single" w:sz="2" w:space="0" w:color="CCCCCC"/>
@@ -13736,7 +13727,7 @@
         <w:trPr/>
         <w:tc>
           <w:tcPr>
-            <w:tcW w:w="2799" w:type="dxa"/>
+            <w:tcW w:w="2798" w:type="dxa"/>
             <w:tcBorders>
               <w:top w:val="single" w:sz="2" w:space="0" w:color="CCCCCC"/>
               <w:left w:val="single" w:sz="2" w:space="0" w:color="CCCCCC"/>
@@ -13768,7 +13759,7 @@
         </w:tc>
         <w:tc>
           <w:tcPr>
-            <w:tcW w:w="6226" w:type="dxa"/>
+            <w:tcW w:w="6227" w:type="dxa"/>
             <w:tcBorders>
               <w:top w:val="single" w:sz="2" w:space="0" w:color="CCCCCC"/>
               <w:left w:val="single" w:sz="2" w:space="0" w:color="CCCCCC"/>
@@ -13803,7 +13794,7 @@
         <w:trPr/>
         <w:tc>
           <w:tcPr>
-            <w:tcW w:w="2799" w:type="dxa"/>
+            <w:tcW w:w="2798" w:type="dxa"/>
             <w:tcBorders>
               <w:top w:val="single" w:sz="2" w:space="0" w:color="CCCCCC"/>
               <w:left w:val="single" w:sz="2" w:space="0" w:color="CCCCCC"/>
@@ -13835,7 +13826,7 @@
         </w:tc>
         <w:tc>
           <w:tcPr>
-            <w:tcW w:w="6226" w:type="dxa"/>
+            <w:tcW w:w="6227" w:type="dxa"/>
             <w:tcBorders>
               <w:top w:val="single" w:sz="2" w:space="0" w:color="CCCCCC"/>
               <w:left w:val="single" w:sz="2" w:space="0" w:color="CCCCCC"/>
@@ -13870,7 +13861,7 @@
         <w:trPr/>
         <w:tc>
           <w:tcPr>
-            <w:tcW w:w="2799" w:type="dxa"/>
+            <w:tcW w:w="2798" w:type="dxa"/>
             <w:tcBorders>
               <w:top w:val="single" w:sz="2" w:space="0" w:color="CCCCCC"/>
               <w:left w:val="single" w:sz="2" w:space="0" w:color="CCCCCC"/>
@@ -13902,7 +13893,7 @@
         </w:tc>
         <w:tc>
           <w:tcPr>
-            <w:tcW w:w="6226" w:type="dxa"/>
+            <w:tcW w:w="6227" w:type="dxa"/>
             <w:tcBorders>
               <w:top w:val="single" w:sz="2" w:space="0" w:color="CCCCCC"/>
               <w:left w:val="single" w:sz="2" w:space="0" w:color="CCCCCC"/>
@@ -13981,15 +13972,15 @@
         </w:tblCellMar>
       </w:tblPr>
       <w:tblGrid>
-        <w:gridCol w:w="2799"/>
-        <w:gridCol w:w="4001"/>
+        <w:gridCol w:w="2798"/>
+        <w:gridCol w:w="4002"/>
         <w:gridCol w:w="2226"/>
       </w:tblGrid>
       <w:tr>
         <w:trPr/>
         <w:tc>
           <w:tcPr>
-            <w:tcW w:w="2799" w:type="dxa"/>
+            <w:tcW w:w="2798" w:type="dxa"/>
             <w:tcBorders>
               <w:top w:val="single" w:sz="2" w:space="0" w:color="2E6DA4"/>
               <w:left w:val="single" w:sz="2" w:space="0" w:color="2E6DA4"/>
@@ -14019,7 +14010,7 @@
         </w:tc>
         <w:tc>
           <w:tcPr>
-            <w:tcW w:w="4001" w:type="dxa"/>
+            <w:tcW w:w="4002" w:type="dxa"/>
             <w:tcBorders>
               <w:top w:val="single" w:sz="2" w:space="0" w:color="2E6DA4"/>
               <w:left w:val="single" w:sz="2" w:space="0" w:color="2E6DA4"/>
@@ -14082,7 +14073,7 @@
         <w:trPr/>
         <w:tc>
           <w:tcPr>
-            <w:tcW w:w="2799" w:type="dxa"/>
+            <w:tcW w:w="2798" w:type="dxa"/>
             <w:tcBorders>
               <w:top w:val="single" w:sz="2" w:space="0" w:color="CCCCCC"/>
               <w:left w:val="single" w:sz="2" w:space="0" w:color="CCCCCC"/>
@@ -14114,7 +14105,7 @@
         </w:tc>
         <w:tc>
           <w:tcPr>
-            <w:tcW w:w="4001" w:type="dxa"/>
+            <w:tcW w:w="4002" w:type="dxa"/>
             <w:tcBorders>
               <w:top w:val="single" w:sz="2" w:space="0" w:color="CCCCCC"/>
               <w:left w:val="single" w:sz="2" w:space="0" w:color="CCCCCC"/>
@@ -14181,7 +14172,7 @@
         <w:trPr/>
         <w:tc>
           <w:tcPr>
-            <w:tcW w:w="2799" w:type="dxa"/>
+            <w:tcW w:w="2798" w:type="dxa"/>
             <w:tcBorders>
               <w:top w:val="single" w:sz="2" w:space="0" w:color="CCCCCC"/>
               <w:left w:val="single" w:sz="2" w:space="0" w:color="CCCCCC"/>
@@ -14213,7 +14204,7 @@
         </w:tc>
         <w:tc>
           <w:tcPr>
-            <w:tcW w:w="4001" w:type="dxa"/>
+            <w:tcW w:w="4002" w:type="dxa"/>
             <w:tcBorders>
               <w:top w:val="single" w:sz="2" w:space="0" w:color="CCCCCC"/>
               <w:left w:val="single" w:sz="2" w:space="0" w:color="CCCCCC"/>
@@ -14280,7 +14271,7 @@
         <w:trPr/>
         <w:tc>
           <w:tcPr>
-            <w:tcW w:w="2799" w:type="dxa"/>
+            <w:tcW w:w="2798" w:type="dxa"/>
             <w:tcBorders>
               <w:top w:val="single" w:sz="2" w:space="0" w:color="CCCCCC"/>
               <w:left w:val="single" w:sz="2" w:space="0" w:color="CCCCCC"/>
@@ -14312,7 +14303,7 @@
         </w:tc>
         <w:tc>
           <w:tcPr>
-            <w:tcW w:w="4001" w:type="dxa"/>
+            <w:tcW w:w="4002" w:type="dxa"/>
             <w:tcBorders>
               <w:top w:val="single" w:sz="2" w:space="0" w:color="CCCCCC"/>
               <w:left w:val="single" w:sz="2" w:space="0" w:color="CCCCCC"/>
@@ -14379,7 +14370,7 @@
         <w:trPr/>
         <w:tc>
           <w:tcPr>
-            <w:tcW w:w="2799" w:type="dxa"/>
+            <w:tcW w:w="2798" w:type="dxa"/>
             <w:tcBorders>
               <w:top w:val="single" w:sz="2" w:space="0" w:color="CCCCCC"/>
               <w:left w:val="single" w:sz="2" w:space="0" w:color="CCCCCC"/>
@@ -14411,7 +14402,7 @@
         </w:tc>
         <w:tc>
           <w:tcPr>
-            <w:tcW w:w="4001" w:type="dxa"/>
+            <w:tcW w:w="4002" w:type="dxa"/>
             <w:tcBorders>
               <w:top w:val="single" w:sz="2" w:space="0" w:color="CCCCCC"/>
               <w:left w:val="single" w:sz="2" w:space="0" w:color="CCCCCC"/>
@@ -14478,7 +14469,7 @@
         <w:trPr/>
         <w:tc>
           <w:tcPr>
-            <w:tcW w:w="2799" w:type="dxa"/>
+            <w:tcW w:w="2798" w:type="dxa"/>
             <w:tcBorders>
               <w:top w:val="single" w:sz="2" w:space="0" w:color="CCCCCC"/>
               <w:left w:val="single" w:sz="2" w:space="0" w:color="CCCCCC"/>
@@ -14510,7 +14501,7 @@
         </w:tc>
         <w:tc>
           <w:tcPr>
-            <w:tcW w:w="4001" w:type="dxa"/>
+            <w:tcW w:w="4002" w:type="dxa"/>
             <w:tcBorders>
               <w:top w:val="single" w:sz="2" w:space="0" w:color="CCCCCC"/>
               <w:left w:val="single" w:sz="2" w:space="0" w:color="CCCCCC"/>
@@ -14577,7 +14568,7 @@
         <w:trPr/>
         <w:tc>
           <w:tcPr>
-            <w:tcW w:w="2799" w:type="dxa"/>
+            <w:tcW w:w="2798" w:type="dxa"/>
             <w:tcBorders>
               <w:top w:val="single" w:sz="2" w:space="0" w:color="CCCCCC"/>
               <w:left w:val="single" w:sz="2" w:space="0" w:color="CCCCCC"/>
@@ -14609,7 +14600,7 @@
         </w:tc>
         <w:tc>
           <w:tcPr>
-            <w:tcW w:w="4001" w:type="dxa"/>
+            <w:tcW w:w="4002" w:type="dxa"/>
             <w:tcBorders>
               <w:top w:val="single" w:sz="2" w:space="0" w:color="CCCCCC"/>
               <w:left w:val="single" w:sz="2" w:space="0" w:color="CCCCCC"/>
@@ -14676,7 +14667,7 @@
         <w:trPr/>
         <w:tc>
           <w:tcPr>
-            <w:tcW w:w="2799" w:type="dxa"/>
+            <w:tcW w:w="2798" w:type="dxa"/>
             <w:tcBorders>
               <w:top w:val="single" w:sz="2" w:space="0" w:color="CCCCCC"/>
               <w:left w:val="single" w:sz="2" w:space="0" w:color="CCCCCC"/>
@@ -14708,7 +14699,7 @@
         </w:tc>
         <w:tc>
           <w:tcPr>
-            <w:tcW w:w="4001" w:type="dxa"/>
+            <w:tcW w:w="4002" w:type="dxa"/>
             <w:tcBorders>
               <w:top w:val="single" w:sz="2" w:space="0" w:color="CCCCCC"/>
               <w:left w:val="single" w:sz="2" w:space="0" w:color="CCCCCC"/>
@@ -14775,7 +14766,7 @@
         <w:trPr/>
         <w:tc>
           <w:tcPr>
-            <w:tcW w:w="2799" w:type="dxa"/>
+            <w:tcW w:w="2798" w:type="dxa"/>
             <w:tcBorders>
               <w:top w:val="single" w:sz="2" w:space="0" w:color="CCCCCC"/>
               <w:left w:val="single" w:sz="2" w:space="0" w:color="CCCCCC"/>
@@ -14807,7 +14798,7 @@
         </w:tc>
         <w:tc>
           <w:tcPr>
-            <w:tcW w:w="4001" w:type="dxa"/>
+            <w:tcW w:w="4002" w:type="dxa"/>
             <w:tcBorders>
               <w:top w:val="single" w:sz="2" w:space="0" w:color="CCCCCC"/>
               <w:left w:val="single" w:sz="2" w:space="0" w:color="CCCCCC"/>
@@ -20295,7 +20286,7 @@
         <w:pStyle w:val="ListParagraph"/>
         <w:numPr>
           <w:ilvl w:val="0"/>
-          <w:numId w:val="2"/>
+          <w:numId w:val="64"/>
         </w:numPr>
         <w:spacing w:before="40" w:after="40"/>
         <w:rPr/>
@@ -20315,7 +20306,7 @@
         <w:pStyle w:val="ListParagraph"/>
         <w:numPr>
           <w:ilvl w:val="0"/>
-          <w:numId w:val="2"/>
+          <w:numId w:val="65"/>
         </w:numPr>
         <w:spacing w:before="40" w:after="40"/>
         <w:rPr/>
@@ -20335,7 +20326,7 @@
         <w:pStyle w:val="ListParagraph"/>
         <w:numPr>
           <w:ilvl w:val="0"/>
-          <w:numId w:val="2"/>
+          <w:numId w:val="66"/>
         </w:numPr>
         <w:spacing w:before="40" w:after="40"/>
         <w:rPr/>
@@ -20355,7 +20346,7 @@
         <w:pStyle w:val="ListParagraph"/>
         <w:numPr>
           <w:ilvl w:val="0"/>
-          <w:numId w:val="2"/>
+          <w:numId w:val="67"/>
         </w:numPr>
         <w:spacing w:before="40" w:after="40"/>
         <w:rPr/>
@@ -20375,7 +20366,7 @@
         <w:pStyle w:val="ListParagraph"/>
         <w:numPr>
           <w:ilvl w:val="0"/>
-          <w:numId w:val="2"/>
+          <w:numId w:val="68"/>
         </w:numPr>
         <w:spacing w:before="40" w:after="40"/>
         <w:rPr/>
@@ -20395,7 +20386,7 @@
         <w:pStyle w:val="ListParagraph"/>
         <w:numPr>
           <w:ilvl w:val="0"/>
-          <w:numId w:val="2"/>
+          <w:numId w:val="69"/>
         </w:numPr>
         <w:spacing w:before="40" w:after="40"/>
         <w:rPr/>
@@ -20443,7 +20434,7 @@
         <w:pStyle w:val="ListParagraph"/>
         <w:numPr>
           <w:ilvl w:val="0"/>
-          <w:numId w:val="2"/>
+          <w:numId w:val="70"/>
         </w:numPr>
         <w:spacing w:before="40" w:after="40"/>
         <w:rPr/>
@@ -20463,7 +20454,7 @@
         <w:pStyle w:val="ListParagraph"/>
         <w:numPr>
           <w:ilvl w:val="0"/>
-          <w:numId w:val="2"/>
+          <w:numId w:val="71"/>
         </w:numPr>
         <w:spacing w:before="40" w:after="40"/>
         <w:rPr/>
@@ -20483,7 +20474,7 @@
         <w:pStyle w:val="ListParagraph"/>
         <w:numPr>
           <w:ilvl w:val="0"/>
-          <w:numId w:val="2"/>
+          <w:numId w:val="72"/>
         </w:numPr>
         <w:spacing w:before="40" w:after="40"/>
         <w:rPr/>
@@ -20503,7 +20494,7 @@
         <w:pStyle w:val="ListParagraph"/>
         <w:numPr>
           <w:ilvl w:val="0"/>
-          <w:numId w:val="2"/>
+          <w:numId w:val="73"/>
         </w:numPr>
         <w:spacing w:before="40" w:after="40"/>
         <w:rPr/>
@@ -20551,7 +20542,7 @@
         <w:pStyle w:val="ListParagraph"/>
         <w:numPr>
           <w:ilvl w:val="0"/>
-          <w:numId w:val="2"/>
+          <w:numId w:val="74"/>
         </w:numPr>
         <w:spacing w:before="40" w:after="40"/>
         <w:rPr/>
@@ -20571,7 +20562,7 @@
         <w:pStyle w:val="ListParagraph"/>
         <w:numPr>
           <w:ilvl w:val="0"/>
-          <w:numId w:val="2"/>
+          <w:numId w:val="75"/>
         </w:numPr>
         <w:spacing w:before="40" w:after="40"/>
         <w:rPr/>
@@ -20591,7 +20582,7 @@
         <w:pStyle w:val="ListParagraph"/>
         <w:numPr>
           <w:ilvl w:val="0"/>
-          <w:numId w:val="2"/>
+          <w:numId w:val="76"/>
         </w:numPr>
         <w:spacing w:before="40" w:after="40"/>
         <w:rPr/>
@@ -20639,7 +20630,7 @@
         <w:pStyle w:val="ListParagraph"/>
         <w:numPr>
           <w:ilvl w:val="0"/>
-          <w:numId w:val="2"/>
+          <w:numId w:val="77"/>
         </w:numPr>
         <w:spacing w:before="40" w:after="40"/>
         <w:rPr/>
@@ -20659,7 +20650,7 @@
         <w:pStyle w:val="ListParagraph"/>
         <w:numPr>
           <w:ilvl w:val="0"/>
-          <w:numId w:val="2"/>
+          <w:numId w:val="78"/>
         </w:numPr>
         <w:spacing w:before="40" w:after="40"/>
         <w:rPr/>
@@ -20679,7 +20670,7 @@
         <w:pStyle w:val="ListParagraph"/>
         <w:numPr>
           <w:ilvl w:val="0"/>
-          <w:numId w:val="2"/>
+          <w:numId w:val="79"/>
         </w:numPr>
         <w:spacing w:before="40" w:after="40"/>
         <w:rPr/>
@@ -20699,7 +20690,7 @@
         <w:pStyle w:val="ListParagraph"/>
         <w:numPr>
           <w:ilvl w:val="0"/>
-          <w:numId w:val="2"/>
+          <w:numId w:val="80"/>
         </w:numPr>
         <w:spacing w:before="40" w:after="40"/>
         <w:rPr/>
@@ -20747,7 +20738,7 @@
         <w:pStyle w:val="ListParagraph"/>
         <w:numPr>
           <w:ilvl w:val="0"/>
-          <w:numId w:val="1"/>
+          <w:numId w:val="81"/>
         </w:numPr>
         <w:spacing w:before="40" w:after="40"/>
         <w:rPr/>
@@ -20767,7 +20758,7 @@
         <w:pStyle w:val="ListParagraph"/>
         <w:numPr>
           <w:ilvl w:val="0"/>
-          <w:numId w:val="1"/>
+          <w:numId w:val="82"/>
         </w:numPr>
         <w:spacing w:before="40" w:after="40"/>
         <w:rPr/>
@@ -20787,7 +20778,7 @@
         <w:pStyle w:val="ListParagraph"/>
         <w:numPr>
           <w:ilvl w:val="0"/>
-          <w:numId w:val="1"/>
+          <w:numId w:val="83"/>
         </w:numPr>
         <w:spacing w:before="40" w:after="40"/>
         <w:rPr/>
@@ -20807,7 +20798,7 @@
         <w:pStyle w:val="ListParagraph"/>
         <w:numPr>
           <w:ilvl w:val="0"/>
-          <w:numId w:val="1"/>
+          <w:numId w:val="84"/>
         </w:numPr>
         <w:spacing w:before="40" w:after="40"/>
         <w:rPr/>
@@ -20827,7 +20818,7 @@
         <w:pStyle w:val="ListParagraph"/>
         <w:numPr>
           <w:ilvl w:val="0"/>
-          <w:numId w:val="1"/>
+          <w:numId w:val="85"/>
         </w:numPr>
         <w:spacing w:before="40" w:after="40"/>
         <w:rPr/>
@@ -20847,7 +20838,7 @@
         <w:pStyle w:val="ListParagraph"/>
         <w:numPr>
           <w:ilvl w:val="0"/>
-          <w:numId w:val="1"/>
+          <w:numId w:val="86"/>
         </w:numPr>
         <w:spacing w:before="40" w:after="40"/>
         <w:rPr/>
@@ -20867,7 +20858,7 @@
         <w:pStyle w:val="ListParagraph"/>
         <w:numPr>
           <w:ilvl w:val="0"/>
-          <w:numId w:val="1"/>
+          <w:numId w:val="87"/>
         </w:numPr>
         <w:spacing w:before="40" w:after="40"/>
         <w:rPr/>
@@ -21039,7 +21030,7 @@
         <w:rFonts w:eastAsia="Arial" w:cs="Arial"/>
         <w:color w:val="999999"/>
       </w:rPr>
-      <w:t>21</w:t>
+      <w:t>18</w:t>
     </w:r>
     <w:r>
       <w:rPr>
@@ -21144,6 +21135,7 @@
         </w:tabs>
         <w:ind w:left="1440" w:hanging="360"/>
       </w:pPr>
+      <w:rPr/>
     </w:lvl>
     <w:lvl w:ilvl="3">
       <w:start w:val="1"/>
@@ -21156,6 +21148,7 @@
         </w:tabs>
         <w:ind w:left="1800" w:hanging="360"/>
       </w:pPr>
+      <w:rPr/>
     </w:lvl>
     <w:lvl w:ilvl="4">
       <w:start w:val="1"/>
@@ -21168,6 +21161,7 @@
         </w:tabs>
         <w:ind w:left="2160" w:hanging="360"/>
       </w:pPr>
+      <w:rPr/>
     </w:lvl>
     <w:lvl w:ilvl="5">
       <w:start w:val="1"/>
@@ -21180,6 +21174,7 @@
         </w:tabs>
         <w:ind w:left="2520" w:hanging="360"/>
       </w:pPr>
+      <w:rPr/>
     </w:lvl>
     <w:lvl w:ilvl="6">
       <w:start w:val="1"/>
@@ -21192,6 +21187,7 @@
         </w:tabs>
         <w:ind w:left="2880" w:hanging="360"/>
       </w:pPr>
+      <w:rPr/>
     </w:lvl>
     <w:lvl w:ilvl="7">
       <w:start w:val="1"/>
@@ -21204,6 +21200,7 @@
         </w:tabs>
         <w:ind w:left="3240" w:hanging="360"/>
       </w:pPr>
+      <w:rPr/>
     </w:lvl>
     <w:lvl w:ilvl="8">
       <w:start w:val="1"/>
@@ -21216,6 +21213,7 @@
         </w:tabs>
         <w:ind w:left="3600" w:hanging="360"/>
       </w:pPr>
+      <w:rPr/>
     </w:lvl>
   </w:abstractNum>
   <w:abstractNum w:abstractNumId="2">
@@ -21256,6 +21254,7 @@
         </w:tabs>
         <w:ind w:left="1440" w:hanging="360"/>
       </w:pPr>
+      <w:rPr/>
     </w:lvl>
     <w:lvl w:ilvl="3">
       <w:start w:val="1"/>
@@ -21268,6 +21267,7 @@
         </w:tabs>
         <w:ind w:left="1800" w:hanging="360"/>
       </w:pPr>
+      <w:rPr/>
     </w:lvl>
     <w:lvl w:ilvl="4">
       <w:start w:val="1"/>
@@ -21280,6 +21280,7 @@
         </w:tabs>
         <w:ind w:left="2160" w:hanging="360"/>
       </w:pPr>
+      <w:rPr/>
     </w:lvl>
     <w:lvl w:ilvl="5">
       <w:start w:val="1"/>
@@ -21292,6 +21293,7 @@
         </w:tabs>
         <w:ind w:left="2520" w:hanging="360"/>
       </w:pPr>
+      <w:rPr/>
     </w:lvl>
     <w:lvl w:ilvl="6">
       <w:start w:val="1"/>
@@ -21304,6 +21306,7 @@
         </w:tabs>
         <w:ind w:left="2880" w:hanging="360"/>
       </w:pPr>
+      <w:rPr/>
     </w:lvl>
     <w:lvl w:ilvl="7">
       <w:start w:val="1"/>
@@ -21316,6 +21319,7 @@
         </w:tabs>
         <w:ind w:left="3240" w:hanging="360"/>
       </w:pPr>
+      <w:rPr/>
     </w:lvl>
     <w:lvl w:ilvl="8">
       <w:start w:val="1"/>
@@ -21328,9 +21332,252 @@
         </w:tabs>
         <w:ind w:left="3600" w:hanging="360"/>
       </w:pPr>
+      <w:rPr/>
     </w:lvl>
   </w:abstractNum>
   <w:abstractNum w:abstractNumId="3">
+    <w:lvl w:ilvl="0">
+      <w:start w:val="1"/>
+      <w:numFmt w:val="bullet"/>
+      <w:lvlText w:val=""/>
+      <w:lvlJc w:val="left"/>
+      <w:pPr>
+        <w:tabs>
+          <w:tab w:val="num" w:pos="0"/>
+        </w:tabs>
+        <w:ind w:left="560" w:hanging="280"/>
+      </w:pPr>
+      <w:rPr>
+        <w:rFonts w:ascii="Symbol" w:hAnsi="Symbol" w:cs="Symbol" w:hint="default"/>
+      </w:rPr>
+    </w:lvl>
+    <w:lvl w:ilvl="1">
+      <w:start w:val="1"/>
+      <w:numFmt w:val="bullet"/>
+      <w:lvlText w:val="◦"/>
+      <w:lvlJc w:val="left"/>
+      <w:pPr>
+        <w:tabs>
+          <w:tab w:val="num" w:pos="0"/>
+        </w:tabs>
+        <w:ind w:left="1120" w:hanging="280"/>
+      </w:pPr>
+      <w:rPr>
+        <w:rFonts w:ascii="OpenSymbol" w:hAnsi="OpenSymbol" w:cs="OpenSymbol" w:hint="default"/>
+      </w:rPr>
+    </w:lvl>
+    <w:lvl w:ilvl="2">
+      <w:start w:val="1"/>
+      <w:numFmt w:val="decimal"/>
+      <w:lvlText w:val="%3."/>
+      <w:lvlJc w:val="left"/>
+      <w:pPr>
+        <w:tabs>
+          <w:tab w:val="num" w:pos="1440"/>
+        </w:tabs>
+        <w:ind w:left="1440" w:hanging="360"/>
+      </w:pPr>
+      <w:rPr/>
+    </w:lvl>
+    <w:lvl w:ilvl="3">
+      <w:start w:val="1"/>
+      <w:numFmt w:val="decimal"/>
+      <w:lvlText w:val="%4."/>
+      <w:lvlJc w:val="left"/>
+      <w:pPr>
+        <w:tabs>
+          <w:tab w:val="num" w:pos="1800"/>
+        </w:tabs>
+        <w:ind w:left="1800" w:hanging="360"/>
+      </w:pPr>
+      <w:rPr/>
+    </w:lvl>
+    <w:lvl w:ilvl="4">
+      <w:start w:val="1"/>
+      <w:numFmt w:val="decimal"/>
+      <w:lvlText w:val="%5."/>
+      <w:lvlJc w:val="left"/>
+      <w:pPr>
+        <w:tabs>
+          <w:tab w:val="num" w:pos="2160"/>
+        </w:tabs>
+        <w:ind w:left="2160" w:hanging="360"/>
+      </w:pPr>
+      <w:rPr/>
+    </w:lvl>
+    <w:lvl w:ilvl="5">
+      <w:start w:val="1"/>
+      <w:numFmt w:val="decimal"/>
+      <w:lvlText w:val="%6."/>
+      <w:lvlJc w:val="left"/>
+      <w:pPr>
+        <w:tabs>
+          <w:tab w:val="num" w:pos="2520"/>
+        </w:tabs>
+        <w:ind w:left="2520" w:hanging="360"/>
+      </w:pPr>
+      <w:rPr/>
+    </w:lvl>
+    <w:lvl w:ilvl="6">
+      <w:start w:val="1"/>
+      <w:numFmt w:val="decimal"/>
+      <w:lvlText w:val="%7."/>
+      <w:lvlJc w:val="left"/>
+      <w:pPr>
+        <w:tabs>
+          <w:tab w:val="num" w:pos="2880"/>
+        </w:tabs>
+        <w:ind w:left="2880" w:hanging="360"/>
+      </w:pPr>
+      <w:rPr/>
+    </w:lvl>
+    <w:lvl w:ilvl="7">
+      <w:start w:val="1"/>
+      <w:numFmt w:val="decimal"/>
+      <w:lvlText w:val="%8."/>
+      <w:lvlJc w:val="left"/>
+      <w:pPr>
+        <w:tabs>
+          <w:tab w:val="num" w:pos="3240"/>
+        </w:tabs>
+        <w:ind w:left="3240" w:hanging="360"/>
+      </w:pPr>
+      <w:rPr/>
+    </w:lvl>
+    <w:lvl w:ilvl="8">
+      <w:start w:val="1"/>
+      <w:numFmt w:val="decimal"/>
+      <w:lvlText w:val="%9."/>
+      <w:lvlJc w:val="left"/>
+      <w:pPr>
+        <w:tabs>
+          <w:tab w:val="num" w:pos="3600"/>
+        </w:tabs>
+        <w:ind w:left="3600" w:hanging="360"/>
+      </w:pPr>
+      <w:rPr/>
+    </w:lvl>
+  </w:abstractNum>
+  <w:abstractNum w:abstractNumId="4">
+    <w:lvl w:ilvl="0">
+      <w:start w:val="1"/>
+      <w:numFmt w:val="decimal"/>
+      <w:lvlText w:val="%1."/>
+      <w:lvlJc w:val="left"/>
+      <w:pPr>
+        <w:tabs>
+          <w:tab w:val="num" w:pos="0"/>
+        </w:tabs>
+        <w:ind w:left="560" w:hanging="280"/>
+      </w:pPr>
+      <w:rPr/>
+    </w:lvl>
+    <w:lvl w:ilvl="1">
+      <w:start w:val="1"/>
+      <w:numFmt w:val="decimal"/>
+      <w:lvlText w:val="%1.%2."/>
+      <w:lvlJc w:val="left"/>
+      <w:pPr>
+        <w:tabs>
+          <w:tab w:val="num" w:pos="0"/>
+        </w:tabs>
+        <w:ind w:left="1120" w:hanging="280"/>
+      </w:pPr>
+      <w:rPr/>
+    </w:lvl>
+    <w:lvl w:ilvl="2">
+      <w:start w:val="1"/>
+      <w:numFmt w:val="decimal"/>
+      <w:lvlText w:val="%3."/>
+      <w:lvlJc w:val="left"/>
+      <w:pPr>
+        <w:tabs>
+          <w:tab w:val="num" w:pos="1440"/>
+        </w:tabs>
+        <w:ind w:left="1440" w:hanging="360"/>
+      </w:pPr>
+      <w:rPr/>
+    </w:lvl>
+    <w:lvl w:ilvl="3">
+      <w:start w:val="1"/>
+      <w:numFmt w:val="decimal"/>
+      <w:lvlText w:val="%4."/>
+      <w:lvlJc w:val="left"/>
+      <w:pPr>
+        <w:tabs>
+          <w:tab w:val="num" w:pos="1800"/>
+        </w:tabs>
+        <w:ind w:left="1800" w:hanging="360"/>
+      </w:pPr>
+      <w:rPr/>
+    </w:lvl>
+    <w:lvl w:ilvl="4">
+      <w:start w:val="1"/>
+      <w:numFmt w:val="decimal"/>
+      <w:lvlText w:val="%5."/>
+      <w:lvlJc w:val="left"/>
+      <w:pPr>
+        <w:tabs>
+          <w:tab w:val="num" w:pos="2160"/>
+        </w:tabs>
+        <w:ind w:left="2160" w:hanging="360"/>
+      </w:pPr>
+      <w:rPr/>
+    </w:lvl>
+    <w:lvl w:ilvl="5">
+      <w:start w:val="1"/>
+      <w:numFmt w:val="decimal"/>
+      <w:lvlText w:val="%6."/>
+      <w:lvlJc w:val="left"/>
+      <w:pPr>
+        <w:tabs>
+          <w:tab w:val="num" w:pos="2520"/>
+        </w:tabs>
+        <w:ind w:left="2520" w:hanging="360"/>
+      </w:pPr>
+      <w:rPr/>
+    </w:lvl>
+    <w:lvl w:ilvl="6">
+      <w:start w:val="1"/>
+      <w:numFmt w:val="decimal"/>
+      <w:lvlText w:val="%7."/>
+      <w:lvlJc w:val="left"/>
+      <w:pPr>
+        <w:tabs>
+          <w:tab w:val="num" w:pos="2880"/>
+        </w:tabs>
+        <w:ind w:left="2880" w:hanging="360"/>
+      </w:pPr>
+      <w:rPr/>
+    </w:lvl>
+    <w:lvl w:ilvl="7">
+      <w:start w:val="1"/>
+      <w:numFmt w:val="decimal"/>
+      <w:lvlText w:val="%8."/>
+      <w:lvlJc w:val="left"/>
+      <w:pPr>
+        <w:tabs>
+          <w:tab w:val="num" w:pos="3240"/>
+        </w:tabs>
+        <w:ind w:left="3240" w:hanging="360"/>
+      </w:pPr>
+      <w:rPr/>
+    </w:lvl>
+    <w:lvl w:ilvl="8">
+      <w:start w:val="1"/>
+      <w:numFmt w:val="decimal"/>
+      <w:lvlText w:val="%9."/>
+      <w:lvlJc w:val="left"/>
+      <w:pPr>
+        <w:tabs>
+          <w:tab w:val="num" w:pos="3600"/>
+        </w:tabs>
+        <w:ind w:left="3600" w:hanging="360"/>
+      </w:pPr>
+      <w:rPr/>
+    </w:lvl>
+  </w:abstractNum>
+  <w:abstractNum w:abstractNumId="5">
     <w:lvl w:ilvl="0">
       <w:start w:val="1"/>
       <w:numFmt w:val="none"/>
@@ -21459,16 +21706,262 @@
     <w:abstractNumId w:val="3"/>
   </w:num>
   <w:num w:numId="4">
-    <w:abstractNumId w:val="1"/>
+    <w:abstractNumId w:val="4"/>
+  </w:num>
+  <w:num w:numId="5">
+    <w:abstractNumId w:val="5"/>
+  </w:num>
+  <w:num w:numId="6">
+    <w:abstractNumId w:val="3"/>
     <w:lvlOverride w:ilvl="0">
       <w:startOverride w:val="1"/>
     </w:lvlOverride>
   </w:num>
-  <w:num w:numId="5">
-    <w:abstractNumId w:val="2"/>
+  <w:num w:numId="7">
+    <w:abstractNumId w:val="3"/>
+  </w:num>
+  <w:num w:numId="8">
+    <w:abstractNumId w:val="3"/>
+  </w:num>
+  <w:num w:numId="9">
+    <w:abstractNumId w:val="3"/>
+  </w:num>
+  <w:num w:numId="10">
+    <w:abstractNumId w:val="3"/>
+  </w:num>
+  <w:num w:numId="11">
+    <w:abstractNumId w:val="3"/>
+  </w:num>
+  <w:num w:numId="12">
+    <w:abstractNumId w:val="3"/>
+  </w:num>
+  <w:num w:numId="13">
+    <w:abstractNumId w:val="3"/>
+  </w:num>
+  <w:num w:numId="14">
+    <w:abstractNumId w:val="3"/>
+  </w:num>
+  <w:num w:numId="15">
+    <w:abstractNumId w:val="3"/>
+  </w:num>
+  <w:num w:numId="16">
+    <w:abstractNumId w:val="3"/>
+  </w:num>
+  <w:num w:numId="17">
+    <w:abstractNumId w:val="3"/>
+  </w:num>
+  <w:num w:numId="18">
+    <w:abstractNumId w:val="3"/>
+  </w:num>
+  <w:num w:numId="19">
+    <w:abstractNumId w:val="3"/>
+  </w:num>
+  <w:num w:numId="20">
+    <w:abstractNumId w:val="3"/>
+  </w:num>
+  <w:num w:numId="21">
+    <w:abstractNumId w:val="4"/>
     <w:lvlOverride w:ilvl="0">
       <w:startOverride w:val="1"/>
     </w:lvlOverride>
+  </w:num>
+  <w:num w:numId="22">
+    <w:abstractNumId w:val="4"/>
+  </w:num>
+  <w:num w:numId="23">
+    <w:abstractNumId w:val="4"/>
+  </w:num>
+  <w:num w:numId="24">
+    <w:abstractNumId w:val="4"/>
+  </w:num>
+  <w:num w:numId="25">
+    <w:abstractNumId w:val="4"/>
+  </w:num>
+  <w:num w:numId="26">
+    <w:abstractNumId w:val="3"/>
+  </w:num>
+  <w:num w:numId="27">
+    <w:abstractNumId w:val="3"/>
+  </w:num>
+  <w:num w:numId="28">
+    <w:abstractNumId w:val="3"/>
+  </w:num>
+  <w:num w:numId="29">
+    <w:abstractNumId w:val="3"/>
+  </w:num>
+  <w:num w:numId="30">
+    <w:abstractNumId w:val="3"/>
+  </w:num>
+  <w:num w:numId="31">
+    <w:abstractNumId w:val="3"/>
+  </w:num>
+  <w:num w:numId="32">
+    <w:abstractNumId w:val="3"/>
+  </w:num>
+  <w:num w:numId="33">
+    <w:abstractNumId w:val="3"/>
+  </w:num>
+  <w:num w:numId="34">
+    <w:abstractNumId w:val="3"/>
+  </w:num>
+  <w:num w:numId="35">
+    <w:abstractNumId w:val="3"/>
+  </w:num>
+  <w:num w:numId="36">
+    <w:abstractNumId w:val="3"/>
+  </w:num>
+  <w:num w:numId="37">
+    <w:abstractNumId w:val="3"/>
+  </w:num>
+  <w:num w:numId="38">
+    <w:abstractNumId w:val="3"/>
+  </w:num>
+  <w:num w:numId="39">
+    <w:abstractNumId w:val="3"/>
+  </w:num>
+  <w:num w:numId="40">
+    <w:abstractNumId w:val="3"/>
+  </w:num>
+  <w:num w:numId="41">
+    <w:abstractNumId w:val="3"/>
+  </w:num>
+  <w:num w:numId="42">
+    <w:abstractNumId w:val="3"/>
+  </w:num>
+  <w:num w:numId="43">
+    <w:abstractNumId w:val="3"/>
+  </w:num>
+  <w:num w:numId="44">
+    <w:abstractNumId w:val="3"/>
+  </w:num>
+  <w:num w:numId="45">
+    <w:abstractNumId w:val="3"/>
+  </w:num>
+  <w:num w:numId="46">
+    <w:abstractNumId w:val="3"/>
+  </w:num>
+  <w:num w:numId="47">
+    <w:abstractNumId w:val="3"/>
+  </w:num>
+  <w:num w:numId="48">
+    <w:abstractNumId w:val="3"/>
+  </w:num>
+  <w:num w:numId="49">
+    <w:abstractNumId w:val="3"/>
+  </w:num>
+  <w:num w:numId="50">
+    <w:abstractNumId w:val="3"/>
+  </w:num>
+  <w:num w:numId="51">
+    <w:abstractNumId w:val="3"/>
+  </w:num>
+  <w:num w:numId="52">
+    <w:abstractNumId w:val="3"/>
+  </w:num>
+  <w:num w:numId="53">
+    <w:abstractNumId w:val="3"/>
+  </w:num>
+  <w:num w:numId="54">
+    <w:abstractNumId w:val="3"/>
+  </w:num>
+  <w:num w:numId="55">
+    <w:abstractNumId w:val="3"/>
+  </w:num>
+  <w:num w:numId="56">
+    <w:abstractNumId w:val="3"/>
+  </w:num>
+  <w:num w:numId="57">
+    <w:abstractNumId w:val="3"/>
+  </w:num>
+  <w:num w:numId="58">
+    <w:abstractNumId w:val="3"/>
+  </w:num>
+  <w:num w:numId="59">
+    <w:abstractNumId w:val="3"/>
+  </w:num>
+  <w:num w:numId="60">
+    <w:abstractNumId w:val="3"/>
+  </w:num>
+  <w:num w:numId="61">
+    <w:abstractNumId w:val="3"/>
+  </w:num>
+  <w:num w:numId="62">
+    <w:abstractNumId w:val="3"/>
+  </w:num>
+  <w:num w:numId="63">
+    <w:abstractNumId w:val="3"/>
+  </w:num>
+  <w:num w:numId="64">
+    <w:abstractNumId w:val="4"/>
+  </w:num>
+  <w:num w:numId="65">
+    <w:abstractNumId w:val="4"/>
+  </w:num>
+  <w:num w:numId="66">
+    <w:abstractNumId w:val="4"/>
+  </w:num>
+  <w:num w:numId="67">
+    <w:abstractNumId w:val="4"/>
+  </w:num>
+  <w:num w:numId="68">
+    <w:abstractNumId w:val="4"/>
+  </w:num>
+  <w:num w:numId="69">
+    <w:abstractNumId w:val="4"/>
+  </w:num>
+  <w:num w:numId="70">
+    <w:abstractNumId w:val="4"/>
+  </w:num>
+  <w:num w:numId="71">
+    <w:abstractNumId w:val="4"/>
+  </w:num>
+  <w:num w:numId="72">
+    <w:abstractNumId w:val="4"/>
+  </w:num>
+  <w:num w:numId="73">
+    <w:abstractNumId w:val="4"/>
+  </w:num>
+  <w:num w:numId="74">
+    <w:abstractNumId w:val="4"/>
+  </w:num>
+  <w:num w:numId="75">
+    <w:abstractNumId w:val="4"/>
+  </w:num>
+  <w:num w:numId="76">
+    <w:abstractNumId w:val="4"/>
+  </w:num>
+  <w:num w:numId="77">
+    <w:abstractNumId w:val="4"/>
+  </w:num>
+  <w:num w:numId="78">
+    <w:abstractNumId w:val="4"/>
+  </w:num>
+  <w:num w:numId="79">
+    <w:abstractNumId w:val="4"/>
+  </w:num>
+  <w:num w:numId="80">
+    <w:abstractNumId w:val="4"/>
+  </w:num>
+  <w:num w:numId="81">
+    <w:abstractNumId w:val="3"/>
+  </w:num>
+  <w:num w:numId="82">
+    <w:abstractNumId w:val="3"/>
+  </w:num>
+  <w:num w:numId="83">
+    <w:abstractNumId w:val="3"/>
+  </w:num>
+  <w:num w:numId="84">
+    <w:abstractNumId w:val="3"/>
+  </w:num>
+  <w:num w:numId="85">
+    <w:abstractNumId w:val="3"/>
+  </w:num>
+  <w:num w:numId="86">
+    <w:abstractNumId w:val="3"/>
+  </w:num>
+  <w:num w:numId="87">
+    <w:abstractNumId w:val="3"/>
   </w:num>
 </w:numbering>
 </file>
@@ -21495,6 +21988,7 @@
     <w:qFormat/>
     <w:pPr>
       <w:widowControl/>
+      <w:suppressAutoHyphens w:val="true"/>
       <w:bidi w:val="0"/>
       <w:spacing w:before="0" w:after="0"/>
       <w:jc w:val="left"/>
@@ -21724,6 +22218,7 @@
     <w:qFormat/>
     <w:pPr>
       <w:widowControl/>
+      <w:suppressAutoHyphens w:val="true"/>
       <w:bidi w:val="0"/>
       <w:spacing w:before="0" w:after="0"/>
       <w:jc w:val="left"/>
@@ -21744,6 +22239,7 @@
     <w:qFormat/>
     <w:pPr>
       <w:widowControl/>
+      <w:suppressAutoHyphens w:val="true"/>
       <w:bidi w:val="0"/>
       <w:spacing w:before="0" w:after="0"/>
       <w:jc w:val="left"/>
